--- a/zht/docx/077.content.docx
+++ b/zht/docx/077.content.docx
@@ -438,138 +438,102 @@
           <w:lang w:val="zh_TW" w:bidi="zh_TW"/>
         </w:rPr>
       </w:r>
-      <w:hyperlink r:id="rId13">
-        <w:r>
-          <w:rPr>
-            <w:lang w:val="zh_TW" w:bidi="zh_TW"/>
-          </w:rPr>
-          <w:rPr>
-            <w:color w:val="0000EE"/>
-            <w:u w:val="single"/>
-          </w:rPr>
-          <w:t>出埃及記20:14</w:t>
-        </w:r>
-      </w:hyperlink>
-    </w:p>
-    <w:p>
-      <w:pPr>
-        <w:pStyle w:val="ListBullet"/>
-        <w:spacing w:line="240" w:lineRule="auto"/>
-        <w:ind w:left="720"/>
-      </w:pPr>
-      <w:r>
-        <w:rPr>
-          <w:lang w:val="zh_TW" w:bidi="zh_TW"/>
-        </w:rPr>
-      </w:r>
-      <w:hyperlink r:id="rId14">
-        <w:r>
-          <w:rPr>
-            <w:lang w:val="zh_TW" w:bidi="zh_TW"/>
-          </w:rPr>
-          <w:rPr>
-            <w:color w:val="0000EE"/>
-            <w:u w:val="single"/>
-          </w:rPr>
-          <w:t>何西阿書4:1–2</w:t>
-        </w:r>
-      </w:hyperlink>
-    </w:p>
-    <w:p>
-      <w:pPr>
-        <w:pStyle w:val="ListBullet"/>
-        <w:spacing w:line="240" w:lineRule="auto"/>
-        <w:ind w:left="720"/>
-      </w:pPr>
-      <w:r>
-        <w:rPr>
-          <w:lang w:val="zh_TW" w:bidi="zh_TW"/>
-        </w:rPr>
-      </w:r>
-      <w:hyperlink r:id="rId15">
-        <w:r>
-          <w:rPr>
-            <w:lang w:val="zh_TW" w:bidi="zh_TW"/>
-          </w:rPr>
-          <w:rPr>
-            <w:color w:val="0000EE"/>
-            <w:u w:val="single"/>
-          </w:rPr>
-          <w:t>路加福音16:18</w:t>
-        </w:r>
-      </w:hyperlink>
-    </w:p>
-    <w:p>
-      <w:pPr>
-        <w:pStyle w:val="ListBullet"/>
-        <w:spacing w:line="240" w:lineRule="auto"/>
-        <w:ind w:left="720"/>
-      </w:pPr>
-      <w:r>
-        <w:rPr>
-          <w:lang w:val="zh_TW" w:bidi="zh_TW"/>
-        </w:rPr>
-      </w:r>
-      <w:hyperlink r:id="rId16">
-        <w:r>
-          <w:rPr>
-            <w:lang w:val="zh_TW" w:bidi="zh_TW"/>
-          </w:rPr>
-          <w:rPr>
-            <w:color w:val="0000EE"/>
-            <w:u w:val="single"/>
-          </w:rPr>
-          <w:t>馬太福音5:28</w:t>
-        </w:r>
-      </w:hyperlink>
-    </w:p>
-    <w:p>
-      <w:pPr>
-        <w:pStyle w:val="ListBullet"/>
-        <w:spacing w:line="240" w:lineRule="auto"/>
-        <w:ind w:left="720"/>
-      </w:pPr>
-      <w:r>
-        <w:rPr>
-          <w:lang w:val="zh_TW" w:bidi="zh_TW"/>
-        </w:rPr>
-      </w:r>
-      <w:hyperlink r:id="rId17">
-        <w:r>
-          <w:rPr>
-            <w:lang w:val="zh_TW" w:bidi="zh_TW"/>
-          </w:rPr>
-          <w:rPr>
-            <w:color w:val="0000EE"/>
-            <w:u w:val="single"/>
-          </w:rPr>
-          <w:t>馬太福音12:39</w:t>
-        </w:r>
-      </w:hyperlink>
-    </w:p>
-    <w:p>
-      <w:pPr>
-        <w:pStyle w:val="ListBullet"/>
-        <w:spacing w:line="240" w:lineRule="auto"/>
-        <w:ind w:left="720"/>
-      </w:pPr>
-      <w:r>
-        <w:rPr>
-          <w:lang w:val="zh_TW" w:bidi="zh_TW"/>
-        </w:rPr>
-      </w:r>
-      <w:hyperlink r:id="rId18">
-        <w:r>
-          <w:rPr>
-            <w:lang w:val="zh_TW" w:bidi="zh_TW"/>
-          </w:rPr>
-          <w:rPr>
-            <w:color w:val="0000EE"/>
-            <w:u w:val="single"/>
-          </w:rPr>
-          <w:t>啟示錄2:22</w:t>
-        </w:r>
-      </w:hyperlink>
+      <w:r>
+        <w:rPr>
+          <w:lang w:val="zh_TW" w:bidi="zh_TW"/>
+        </w:rPr>
+        <w:t>出埃及記20:14</w:t>
+      </w:r>
+    </w:p>
+    <w:p>
+      <w:pPr>
+        <w:pStyle w:val="ListBullet"/>
+        <w:spacing w:line="240" w:lineRule="auto"/>
+        <w:ind w:left="720"/>
+      </w:pPr>
+      <w:r>
+        <w:rPr>
+          <w:lang w:val="zh_TW" w:bidi="zh_TW"/>
+        </w:rPr>
+      </w:r>
+      <w:r>
+        <w:rPr>
+          <w:lang w:val="zh_TW" w:bidi="zh_TW"/>
+        </w:rPr>
+        <w:t>何西阿書4:1–2</w:t>
+      </w:r>
+    </w:p>
+    <w:p>
+      <w:pPr>
+        <w:pStyle w:val="ListBullet"/>
+        <w:spacing w:line="240" w:lineRule="auto"/>
+        <w:ind w:left="720"/>
+      </w:pPr>
+      <w:r>
+        <w:rPr>
+          <w:lang w:val="zh_TW" w:bidi="zh_TW"/>
+        </w:rPr>
+      </w:r>
+      <w:r>
+        <w:rPr>
+          <w:lang w:val="zh_TW" w:bidi="zh_TW"/>
+        </w:rPr>
+        <w:t>路加福音16:18</w:t>
+      </w:r>
+    </w:p>
+    <w:p>
+      <w:pPr>
+        <w:pStyle w:val="ListBullet"/>
+        <w:spacing w:line="240" w:lineRule="auto"/>
+        <w:ind w:left="720"/>
+      </w:pPr>
+      <w:r>
+        <w:rPr>
+          <w:lang w:val="zh_TW" w:bidi="zh_TW"/>
+        </w:rPr>
+      </w:r>
+      <w:r>
+        <w:rPr>
+          <w:lang w:val="zh_TW" w:bidi="zh_TW"/>
+        </w:rPr>
+        <w:t>馬太福音5:28</w:t>
+      </w:r>
+    </w:p>
+    <w:p>
+      <w:pPr>
+        <w:pStyle w:val="ListBullet"/>
+        <w:spacing w:line="240" w:lineRule="auto"/>
+        <w:ind w:left="720"/>
+      </w:pPr>
+      <w:r>
+        <w:rPr>
+          <w:lang w:val="zh_TW" w:bidi="zh_TW"/>
+        </w:rPr>
+      </w:r>
+      <w:r>
+        <w:rPr>
+          <w:lang w:val="zh_TW" w:bidi="zh_TW"/>
+        </w:rPr>
+        <w:t>馬太福音12:39</w:t>
+      </w:r>
+    </w:p>
+    <w:p>
+      <w:pPr>
+        <w:pStyle w:val="ListBullet"/>
+        <w:spacing w:line="240" w:lineRule="auto"/>
+        <w:ind w:left="720"/>
+      </w:pPr>
+      <w:r>
+        <w:rPr>
+          <w:lang w:val="zh_TW" w:bidi="zh_TW"/>
+        </w:rPr>
+      </w:r>
+      <w:r>
+        <w:rPr>
+          <w:lang w:val="zh_TW" w:bidi="zh_TW"/>
+        </w:rPr>
+        <w:t>啟示錄2:22</w:t>
+      </w:r>
     </w:p>
     <w:p>
       <w:pPr>
@@ -1017,114 +981,84 @@
           <w:lang w:val="zh_TW" w:bidi="zh_TW"/>
         </w:rPr>
       </w:r>
-      <w:hyperlink r:id="rId19">
-        <w:r>
-          <w:rPr>
-            <w:lang w:val="zh_TW" w:bidi="zh_TW"/>
-          </w:rPr>
-          <w:rPr>
-            <w:color w:val="0000EE"/>
-            <w:u w:val="single"/>
-          </w:rPr>
-          <w:t>歴代志上26:31–32</w:t>
-        </w:r>
-      </w:hyperlink>
-    </w:p>
-    <w:p>
-      <w:pPr>
-        <w:pStyle w:val="ListBullet"/>
-        <w:spacing w:line="240" w:lineRule="auto"/>
-        <w:ind w:left="720"/>
-      </w:pPr>
-      <w:r>
-        <w:rPr>
-          <w:lang w:val="zh_TW" w:bidi="zh_TW"/>
-        </w:rPr>
-      </w:r>
-      <w:hyperlink r:id="rId20">
-        <w:r>
-          <w:rPr>
-            <w:lang w:val="zh_TW" w:bidi="zh_TW"/>
-          </w:rPr>
-          <w:rPr>
-            <w:color w:val="0000EE"/>
-            <w:u w:val="single"/>
-          </w:rPr>
-          <w:t>提摩太前書3:2</w:t>
-        </w:r>
-      </w:hyperlink>
-    </w:p>
-    <w:p>
-      <w:pPr>
-        <w:pStyle w:val="ListBullet"/>
-        <w:spacing w:line="240" w:lineRule="auto"/>
-        <w:ind w:left="720"/>
-      </w:pPr>
-      <w:r>
-        <w:rPr>
-          <w:lang w:val="zh_TW" w:bidi="zh_TW"/>
-        </w:rPr>
-      </w:r>
-      <w:hyperlink r:id="rId21">
-        <w:r>
-          <w:rPr>
-            <w:lang w:val="zh_TW" w:bidi="zh_TW"/>
-          </w:rPr>
-          <w:rPr>
-            <w:color w:val="0000EE"/>
-            <w:u w:val="single"/>
-          </w:rPr>
-          <w:t>使徒行傳20:28</w:t>
-        </w:r>
-      </w:hyperlink>
-    </w:p>
-    <w:p>
-      <w:pPr>
-        <w:pStyle w:val="ListBullet"/>
-        <w:spacing w:line="240" w:lineRule="auto"/>
-        <w:ind w:left="720"/>
-      </w:pPr>
-      <w:r>
-        <w:rPr>
-          <w:lang w:val="zh_TW" w:bidi="zh_TW"/>
-        </w:rPr>
-      </w:r>
-      <w:hyperlink r:id="rId22">
-        <w:r>
-          <w:rPr>
-            <w:lang w:val="zh_TW" w:bidi="zh_TW"/>
-          </w:rPr>
-          <w:rPr>
-            <w:color w:val="0000EE"/>
-            <w:u w:val="single"/>
-          </w:rPr>
-          <w:t>創世記41:33–34</w:t>
-        </w:r>
-      </w:hyperlink>
-    </w:p>
-    <w:p>
-      <w:pPr>
-        <w:pStyle w:val="ListBullet"/>
-        <w:spacing w:line="240" w:lineRule="auto"/>
-        <w:ind w:left="720"/>
-      </w:pPr>
-      <w:r>
-        <w:rPr>
-          <w:lang w:val="zh_TW" w:bidi="zh_TW"/>
-        </w:rPr>
-      </w:r>
-      <w:hyperlink r:id="rId23">
-        <w:r>
-          <w:rPr>
-            <w:lang w:val="zh_TW" w:bidi="zh_TW"/>
-          </w:rPr>
-          <w:rPr>
-            <w:color w:val="0000EE"/>
-            <w:u w:val="single"/>
-          </w:rPr>
-          <w:t>腓立比書1:1</w:t>
-        </w:r>
-      </w:hyperlink>
+      <w:r>
+        <w:rPr>
+          <w:lang w:val="zh_TW" w:bidi="zh_TW"/>
+        </w:rPr>
+        <w:t>歴代志上26:31–32</w:t>
+      </w:r>
+    </w:p>
+    <w:p>
+      <w:pPr>
+        <w:pStyle w:val="ListBullet"/>
+        <w:spacing w:line="240" w:lineRule="auto"/>
+        <w:ind w:left="720"/>
+      </w:pPr>
+      <w:r>
+        <w:rPr>
+          <w:lang w:val="zh_TW" w:bidi="zh_TW"/>
+        </w:rPr>
+      </w:r>
+      <w:r>
+        <w:rPr>
+          <w:lang w:val="zh_TW" w:bidi="zh_TW"/>
+        </w:rPr>
+        <w:t>提摩太前書3:2</w:t>
+      </w:r>
+    </w:p>
+    <w:p>
+      <w:pPr>
+        <w:pStyle w:val="ListBullet"/>
+        <w:spacing w:line="240" w:lineRule="auto"/>
+        <w:ind w:left="720"/>
+      </w:pPr>
+      <w:r>
+        <w:rPr>
+          <w:lang w:val="zh_TW" w:bidi="zh_TW"/>
+        </w:rPr>
+      </w:r>
+      <w:r>
+        <w:rPr>
+          <w:lang w:val="zh_TW" w:bidi="zh_TW"/>
+        </w:rPr>
+        <w:t>使徒行傳20:28</w:t>
+      </w:r>
+    </w:p>
+    <w:p>
+      <w:pPr>
+        <w:pStyle w:val="ListBullet"/>
+        <w:spacing w:line="240" w:lineRule="auto"/>
+        <w:ind w:left="720"/>
+      </w:pPr>
+      <w:r>
+        <w:rPr>
+          <w:lang w:val="zh_TW" w:bidi="zh_TW"/>
+        </w:rPr>
+      </w:r>
+      <w:r>
+        <w:rPr>
+          <w:lang w:val="zh_TW" w:bidi="zh_TW"/>
+        </w:rPr>
+        <w:t>創世記41:33–34</w:t>
+      </w:r>
+    </w:p>
+    <w:p>
+      <w:pPr>
+        <w:pStyle w:val="ListBullet"/>
+        <w:spacing w:line="240" w:lineRule="auto"/>
+        <w:ind w:left="720"/>
+      </w:pPr>
+      <w:r>
+        <w:rPr>
+          <w:lang w:val="zh_TW" w:bidi="zh_TW"/>
+        </w:rPr>
+      </w:r>
+      <w:r>
+        <w:rPr>
+          <w:lang w:val="zh_TW" w:bidi="zh_TW"/>
+        </w:rPr>
+        <w:t>腓立比書1:1</w:t>
+      </w:r>
     </w:p>
     <w:p>
       <w:pPr>
@@ -1602,66 +1536,48 @@
           <w:lang w:val="zh_TW" w:bidi="zh_TW"/>
         </w:rPr>
       </w:r>
-      <w:hyperlink r:id="rId24">
-        <w:r>
-          <w:rPr>
-            <w:lang w:val="zh_TW" w:bidi="zh_TW"/>
-          </w:rPr>
-          <w:rPr>
-            <w:color w:val="0000EE"/>
-            <w:u w:val="single"/>
-          </w:rPr>
-          <w:t>創世記17:14</w:t>
-        </w:r>
-      </w:hyperlink>
-    </w:p>
-    <w:p>
-      <w:pPr>
-        <w:pStyle w:val="ListBullet"/>
-        <w:spacing w:line="240" w:lineRule="auto"/>
-        <w:ind w:left="720"/>
-      </w:pPr>
-      <w:r>
-        <w:rPr>
-          <w:lang w:val="zh_TW" w:bidi="zh_TW"/>
-        </w:rPr>
-      </w:r>
-      <w:hyperlink r:id="rId25">
-        <w:r>
-          <w:rPr>
-            <w:lang w:val="zh_TW" w:bidi="zh_TW"/>
-          </w:rPr>
-          <w:rPr>
-            <w:color w:val="0000EE"/>
-            <w:u w:val="single"/>
-          </w:rPr>
-          <w:t>士師記21:6</w:t>
-        </w:r>
-      </w:hyperlink>
-    </w:p>
-    <w:p>
-      <w:pPr>
-        <w:pStyle w:val="ListBullet"/>
-        <w:spacing w:line="240" w:lineRule="auto"/>
-        <w:ind w:left="720"/>
-      </w:pPr>
-      <w:r>
-        <w:rPr>
-          <w:lang w:val="zh_TW" w:bidi="zh_TW"/>
-        </w:rPr>
-      </w:r>
-      <w:hyperlink r:id="rId26">
-        <w:r>
-          <w:rPr>
-            <w:lang w:val="zh_TW" w:bidi="zh_TW"/>
-          </w:rPr>
-          <w:rPr>
-            <w:color w:val="0000EE"/>
-            <w:u w:val="single"/>
-          </w:rPr>
-          <w:t>箴言23:18</w:t>
-        </w:r>
-      </w:hyperlink>
+      <w:r>
+        <w:rPr>
+          <w:lang w:val="zh_TW" w:bidi="zh_TW"/>
+        </w:rPr>
+        <w:t>創世記17:14</w:t>
+      </w:r>
+    </w:p>
+    <w:p>
+      <w:pPr>
+        <w:pStyle w:val="ListBullet"/>
+        <w:spacing w:line="240" w:lineRule="auto"/>
+        <w:ind w:left="720"/>
+      </w:pPr>
+      <w:r>
+        <w:rPr>
+          <w:lang w:val="zh_TW" w:bidi="zh_TW"/>
+        </w:rPr>
+      </w:r>
+      <w:r>
+        <w:rPr>
+          <w:lang w:val="zh_TW" w:bidi="zh_TW"/>
+        </w:rPr>
+        <w:t>士師記21:6</w:t>
+      </w:r>
+    </w:p>
+    <w:p>
+      <w:pPr>
+        <w:pStyle w:val="ListBullet"/>
+        <w:spacing w:line="240" w:lineRule="auto"/>
+        <w:ind w:left="720"/>
+      </w:pPr>
+      <w:r>
+        <w:rPr>
+          <w:lang w:val="zh_TW" w:bidi="zh_TW"/>
+        </w:rPr>
+      </w:r>
+      <w:r>
+        <w:rPr>
+          <w:lang w:val="zh_TW" w:bidi="zh_TW"/>
+        </w:rPr>
+        <w:t>箴言23:18</w:t>
+      </w:r>
     </w:p>
     <w:p>
       <w:pPr>
@@ -2250,402 +2166,300 @@
           <w:lang w:val="zh_TW" w:bidi="zh_TW"/>
         </w:rPr>
       </w:r>
-      <w:hyperlink r:id="rId27">
-        <w:r>
-          <w:rPr>
-            <w:lang w:val="zh_TW" w:bidi="zh_TW"/>
-          </w:rPr>
-          <w:rPr>
-            <w:color w:val="0000EE"/>
-            <w:u w:val="single"/>
-          </w:rPr>
-          <w:t>申命記31:28</w:t>
-        </w:r>
-      </w:hyperlink>
-    </w:p>
-    <w:p>
-      <w:pPr>
-        <w:pStyle w:val="ListBullet"/>
-        <w:spacing w:line="240" w:lineRule="auto"/>
-        <w:ind w:left="720"/>
-      </w:pPr>
-      <w:r>
-        <w:rPr>
-          <w:lang w:val="zh_TW" w:bidi="zh_TW"/>
-        </w:rPr>
-      </w:r>
-      <w:hyperlink r:id="rId28">
-        <w:r>
-          <w:rPr>
-            <w:lang w:val="zh_TW" w:bidi="zh_TW"/>
-          </w:rPr>
-          <w:rPr>
-            <w:color w:val="0000EE"/>
-            <w:u w:val="single"/>
-          </w:rPr>
-          <w:t>彌迦書6:3</w:t>
-        </w:r>
-      </w:hyperlink>
-    </w:p>
-    <w:p>
-      <w:pPr>
-        <w:pStyle w:val="ListBullet"/>
-        <w:spacing w:line="240" w:lineRule="auto"/>
-        <w:ind w:left="720"/>
-      </w:pPr>
-      <w:r>
-        <w:rPr>
-          <w:lang w:val="zh_TW" w:bidi="zh_TW"/>
-        </w:rPr>
-      </w:r>
-      <w:hyperlink r:id="rId29">
-        <w:r>
-          <w:rPr>
-            <w:lang w:val="zh_TW" w:bidi="zh_TW"/>
-          </w:rPr>
-          <w:rPr>
-            <w:color w:val="0000EE"/>
-            <w:u w:val="single"/>
-          </w:rPr>
-          <w:t>馬太福音26:60</w:t>
-        </w:r>
-      </w:hyperlink>
-    </w:p>
-    <w:p>
-      <w:pPr>
-        <w:pStyle w:val="ListBullet"/>
-        <w:spacing w:line="240" w:lineRule="auto"/>
-        <w:ind w:left="720"/>
-      </w:pPr>
-      <w:r>
-        <w:rPr>
-          <w:lang w:val="zh_TW" w:bidi="zh_TW"/>
-        </w:rPr>
-      </w:r>
-      <w:hyperlink r:id="rId30">
-        <w:r>
-          <w:rPr>
-            <w:lang w:val="zh_TW" w:bidi="zh_TW"/>
-          </w:rPr>
-          <w:rPr>
-            <w:color w:val="0000EE"/>
-            <w:u w:val="single"/>
-          </w:rPr>
-          <w:t>馬可福音1:44</w:t>
-        </w:r>
-      </w:hyperlink>
-    </w:p>
-    <w:p>
-      <w:pPr>
-        <w:pStyle w:val="ListBullet"/>
-        <w:spacing w:line="240" w:lineRule="auto"/>
-        <w:ind w:left="720"/>
-      </w:pPr>
-      <w:r>
-        <w:rPr>
-          <w:lang w:val="zh_TW" w:bidi="zh_TW"/>
-        </w:rPr>
-      </w:r>
-      <w:hyperlink r:id="rId31">
-        <w:r>
-          <w:rPr>
-            <w:lang w:val="zh_TW" w:bidi="zh_TW"/>
-          </w:rPr>
-          <w:rPr>
-            <w:color w:val="0000EE"/>
-            <w:u w:val="single"/>
-          </w:rPr>
-          <w:t>約翰福音1:7</w:t>
-        </w:r>
-      </w:hyperlink>
-    </w:p>
-    <w:p>
-      <w:pPr>
-        <w:pStyle w:val="ListBullet"/>
-        <w:spacing w:line="240" w:lineRule="auto"/>
-        <w:ind w:left="720"/>
-      </w:pPr>
-      <w:r>
-        <w:rPr>
-          <w:lang w:val="zh_TW" w:bidi="zh_TW"/>
-        </w:rPr>
-      </w:r>
-      <w:hyperlink r:id="rId32">
-        <w:r>
-          <w:rPr>
-            <w:lang w:val="zh_TW" w:bidi="zh_TW"/>
-          </w:rPr>
-          <w:rPr>
-            <w:color w:val="0000EE"/>
-            <w:u w:val="single"/>
-          </w:rPr>
-          <w:t>約翰福音3:33</w:t>
-        </w:r>
-      </w:hyperlink>
-    </w:p>
-    <w:p>
-      <w:pPr>
-        <w:pStyle w:val="ListBullet"/>
-        <w:spacing w:line="240" w:lineRule="auto"/>
-        <w:ind w:left="720"/>
-      </w:pPr>
-      <w:r>
-        <w:rPr>
-          <w:lang w:val="zh_TW" w:bidi="zh_TW"/>
-        </w:rPr>
-      </w:r>
-      <w:hyperlink r:id="rId33">
-        <w:r>
-          <w:rPr>
-            <w:lang w:val="zh_TW" w:bidi="zh_TW"/>
-          </w:rPr>
-          <w:rPr>
-            <w:color w:val="0000EE"/>
-            <w:u w:val="single"/>
-          </w:rPr>
-          <w:t>使徒行傳4:32–33</w:t>
-        </w:r>
-      </w:hyperlink>
-    </w:p>
-    <w:p>
-      <w:pPr>
-        <w:pStyle w:val="ListBullet"/>
-        <w:spacing w:line="240" w:lineRule="auto"/>
-        <w:ind w:left="720"/>
-      </w:pPr>
-      <w:r>
-        <w:rPr>
-          <w:lang w:val="zh_TW" w:bidi="zh_TW"/>
-        </w:rPr>
-      </w:r>
-      <w:hyperlink r:id="rId34">
-        <w:r>
-          <w:rPr>
-            <w:lang w:val="zh_TW" w:bidi="zh_TW"/>
-          </w:rPr>
-          <w:rPr>
-            <w:color w:val="0000EE"/>
-            <w:u w:val="single"/>
-          </w:rPr>
-          <w:t>使徒行傳7:44</w:t>
-        </w:r>
-      </w:hyperlink>
-    </w:p>
-    <w:p>
-      <w:pPr>
-        <w:pStyle w:val="ListBullet"/>
-        <w:spacing w:line="240" w:lineRule="auto"/>
-        <w:ind w:left="720"/>
-      </w:pPr>
-      <w:r>
-        <w:rPr>
-          <w:lang w:val="zh_TW" w:bidi="zh_TW"/>
-        </w:rPr>
-      </w:r>
-      <w:hyperlink r:id="rId35">
-        <w:r>
-          <w:rPr>
-            <w:lang w:val="zh_TW" w:bidi="zh_TW"/>
-          </w:rPr>
-          <w:rPr>
-            <w:color w:val="0000EE"/>
-            <w:u w:val="single"/>
-          </w:rPr>
-          <w:t>使徒行傳13:31</w:t>
-        </w:r>
-      </w:hyperlink>
-    </w:p>
-    <w:p>
-      <w:pPr>
-        <w:pStyle w:val="ListBullet"/>
-        <w:spacing w:line="240" w:lineRule="auto"/>
-        <w:ind w:left="720"/>
-      </w:pPr>
-      <w:r>
-        <w:rPr>
-          <w:lang w:val="zh_TW" w:bidi="zh_TW"/>
-        </w:rPr>
-      </w:r>
-      <w:hyperlink r:id="rId36">
-        <w:r>
-          <w:rPr>
-            <w:lang w:val="zh_TW" w:bidi="zh_TW"/>
-          </w:rPr>
-          <w:rPr>
-            <w:color w:val="0000EE"/>
-            <w:u w:val="single"/>
-          </w:rPr>
-          <w:t>羅馬書1:9</w:t>
-        </w:r>
-      </w:hyperlink>
-    </w:p>
-    <w:p>
-      <w:pPr>
-        <w:pStyle w:val="ListBullet"/>
-        <w:spacing w:line="240" w:lineRule="auto"/>
-        <w:ind w:left="720"/>
-      </w:pPr>
-      <w:r>
-        <w:rPr>
-          <w:lang w:val="zh_TW" w:bidi="zh_TW"/>
-        </w:rPr>
-      </w:r>
-      <w:hyperlink r:id="rId37">
-        <w:r>
-          <w:rPr>
-            <w:lang w:val="zh_TW" w:bidi="zh_TW"/>
-          </w:rPr>
-          <w:rPr>
-            <w:color w:val="0000EE"/>
-            <w:u w:val="single"/>
-          </w:rPr>
-          <w:t>帖撒羅尼迦前書2:10–12</w:t>
-        </w:r>
-      </w:hyperlink>
-    </w:p>
-    <w:p>
-      <w:pPr>
-        <w:pStyle w:val="ListBullet"/>
-        <w:spacing w:line="240" w:lineRule="auto"/>
-        <w:ind w:left="720"/>
-      </w:pPr>
-      <w:r>
-        <w:rPr>
-          <w:lang w:val="zh_TW" w:bidi="zh_TW"/>
-        </w:rPr>
-      </w:r>
-      <w:hyperlink r:id="rId38">
-        <w:r>
-          <w:rPr>
-            <w:lang w:val="zh_TW" w:bidi="zh_TW"/>
-          </w:rPr>
-          <w:rPr>
-            <w:color w:val="0000EE"/>
-            <w:u w:val="single"/>
-          </w:rPr>
-          <w:t>提摩太前書5:19–20</w:t>
-        </w:r>
-      </w:hyperlink>
-    </w:p>
-    <w:p>
-      <w:pPr>
-        <w:pStyle w:val="ListBullet"/>
-        <w:spacing w:line="240" w:lineRule="auto"/>
-        <w:ind w:left="720"/>
-      </w:pPr>
-      <w:r>
-        <w:rPr>
-          <w:lang w:val="zh_TW" w:bidi="zh_TW"/>
-        </w:rPr>
-      </w:r>
-      <w:hyperlink r:id="rId39">
-        <w:r>
-          <w:rPr>
-            <w:lang w:val="zh_TW" w:bidi="zh_TW"/>
-          </w:rPr>
-          <w:rPr>
-            <w:color w:val="0000EE"/>
-            <w:u w:val="single"/>
-          </w:rPr>
-          <w:t>提摩太後書1:8</w:t>
-        </w:r>
-      </w:hyperlink>
-    </w:p>
-    <w:p>
-      <w:pPr>
-        <w:pStyle w:val="ListBullet"/>
-        <w:spacing w:line="240" w:lineRule="auto"/>
-        <w:ind w:left="720"/>
-      </w:pPr>
-      <w:r>
-        <w:rPr>
-          <w:lang w:val="zh_TW" w:bidi="zh_TW"/>
-        </w:rPr>
-      </w:r>
-      <w:hyperlink r:id="rId40">
-        <w:r>
-          <w:rPr>
-            <w:lang w:val="zh_TW" w:bidi="zh_TW"/>
-          </w:rPr>
-          <w:rPr>
-            <w:color w:val="0000EE"/>
-            <w:u w:val="single"/>
-          </w:rPr>
-          <w:t>彼得書後1:16–18</w:t>
-        </w:r>
-      </w:hyperlink>
-    </w:p>
-    <w:p>
-      <w:pPr>
-        <w:pStyle w:val="ListBullet"/>
-        <w:spacing w:line="240" w:lineRule="auto"/>
-        <w:ind w:left="720"/>
-      </w:pPr>
-      <w:r>
-        <w:rPr>
-          <w:lang w:val="zh_TW" w:bidi="zh_TW"/>
-        </w:rPr>
-      </w:r>
-      <w:hyperlink r:id="rId41">
-        <w:r>
-          <w:rPr>
-            <w:lang w:val="zh_TW" w:bidi="zh_TW"/>
-          </w:rPr>
-          <w:rPr>
-            <w:color w:val="0000EE"/>
-            <w:u w:val="single"/>
-          </w:rPr>
-          <w:t>約翰一書5:6–8</w:t>
-        </w:r>
-      </w:hyperlink>
-    </w:p>
-    <w:p>
-      <w:pPr>
-        <w:pStyle w:val="ListBullet"/>
-        <w:spacing w:line="240" w:lineRule="auto"/>
-        <w:ind w:left="720"/>
-      </w:pPr>
-      <w:r>
-        <w:rPr>
-          <w:lang w:val="zh_TW" w:bidi="zh_TW"/>
-        </w:rPr>
-      </w:r>
-      <w:hyperlink r:id="rId42">
-        <w:r>
-          <w:rPr>
-            <w:lang w:val="zh_TW" w:bidi="zh_TW"/>
-          </w:rPr>
-          <w:rPr>
-            <w:color w:val="0000EE"/>
-            <w:u w:val="single"/>
-          </w:rPr>
-          <w:t>約翰三書1:12</w:t>
-        </w:r>
-      </w:hyperlink>
-    </w:p>
-    <w:p>
-      <w:pPr>
-        <w:pStyle w:val="ListBullet"/>
-        <w:spacing w:line="240" w:lineRule="auto"/>
-        <w:ind w:left="720"/>
-      </w:pPr>
-      <w:r>
-        <w:rPr>
-          <w:lang w:val="zh_TW" w:bidi="zh_TW"/>
-        </w:rPr>
-      </w:r>
-      <w:hyperlink r:id="rId43">
-        <w:r>
-          <w:rPr>
-            <w:lang w:val="zh_TW" w:bidi="zh_TW"/>
-          </w:rPr>
-          <w:rPr>
-            <w:color w:val="0000EE"/>
-            <w:u w:val="single"/>
-          </w:rPr>
-          <w:t>啟示錄12:11</w:t>
-        </w:r>
-      </w:hyperlink>
+      <w:r>
+        <w:rPr>
+          <w:lang w:val="zh_TW" w:bidi="zh_TW"/>
+        </w:rPr>
+        <w:t>申命記31:28</w:t>
+      </w:r>
+    </w:p>
+    <w:p>
+      <w:pPr>
+        <w:pStyle w:val="ListBullet"/>
+        <w:spacing w:line="240" w:lineRule="auto"/>
+        <w:ind w:left="720"/>
+      </w:pPr>
+      <w:r>
+        <w:rPr>
+          <w:lang w:val="zh_TW" w:bidi="zh_TW"/>
+        </w:rPr>
+      </w:r>
+      <w:r>
+        <w:rPr>
+          <w:lang w:val="zh_TW" w:bidi="zh_TW"/>
+        </w:rPr>
+        <w:t>彌迦書6:3</w:t>
+      </w:r>
+    </w:p>
+    <w:p>
+      <w:pPr>
+        <w:pStyle w:val="ListBullet"/>
+        <w:spacing w:line="240" w:lineRule="auto"/>
+        <w:ind w:left="720"/>
+      </w:pPr>
+      <w:r>
+        <w:rPr>
+          <w:lang w:val="zh_TW" w:bidi="zh_TW"/>
+        </w:rPr>
+      </w:r>
+      <w:r>
+        <w:rPr>
+          <w:lang w:val="zh_TW" w:bidi="zh_TW"/>
+        </w:rPr>
+        <w:t>馬太福音26:60</w:t>
+      </w:r>
+    </w:p>
+    <w:p>
+      <w:pPr>
+        <w:pStyle w:val="ListBullet"/>
+        <w:spacing w:line="240" w:lineRule="auto"/>
+        <w:ind w:left="720"/>
+      </w:pPr>
+      <w:r>
+        <w:rPr>
+          <w:lang w:val="zh_TW" w:bidi="zh_TW"/>
+        </w:rPr>
+      </w:r>
+      <w:r>
+        <w:rPr>
+          <w:lang w:val="zh_TW" w:bidi="zh_TW"/>
+        </w:rPr>
+        <w:t>馬可福音1:44</w:t>
+      </w:r>
+    </w:p>
+    <w:p>
+      <w:pPr>
+        <w:pStyle w:val="ListBullet"/>
+        <w:spacing w:line="240" w:lineRule="auto"/>
+        <w:ind w:left="720"/>
+      </w:pPr>
+      <w:r>
+        <w:rPr>
+          <w:lang w:val="zh_TW" w:bidi="zh_TW"/>
+        </w:rPr>
+      </w:r>
+      <w:r>
+        <w:rPr>
+          <w:lang w:val="zh_TW" w:bidi="zh_TW"/>
+        </w:rPr>
+        <w:t>約翰福音1:7</w:t>
+      </w:r>
+    </w:p>
+    <w:p>
+      <w:pPr>
+        <w:pStyle w:val="ListBullet"/>
+        <w:spacing w:line="240" w:lineRule="auto"/>
+        <w:ind w:left="720"/>
+      </w:pPr>
+      <w:r>
+        <w:rPr>
+          <w:lang w:val="zh_TW" w:bidi="zh_TW"/>
+        </w:rPr>
+      </w:r>
+      <w:r>
+        <w:rPr>
+          <w:lang w:val="zh_TW" w:bidi="zh_TW"/>
+        </w:rPr>
+        <w:t>約翰福音3:33</w:t>
+      </w:r>
+    </w:p>
+    <w:p>
+      <w:pPr>
+        <w:pStyle w:val="ListBullet"/>
+        <w:spacing w:line="240" w:lineRule="auto"/>
+        <w:ind w:left="720"/>
+      </w:pPr>
+      <w:r>
+        <w:rPr>
+          <w:lang w:val="zh_TW" w:bidi="zh_TW"/>
+        </w:rPr>
+      </w:r>
+      <w:r>
+        <w:rPr>
+          <w:lang w:val="zh_TW" w:bidi="zh_TW"/>
+        </w:rPr>
+        <w:t>使徒行傳4:32–33</w:t>
+      </w:r>
+    </w:p>
+    <w:p>
+      <w:pPr>
+        <w:pStyle w:val="ListBullet"/>
+        <w:spacing w:line="240" w:lineRule="auto"/>
+        <w:ind w:left="720"/>
+      </w:pPr>
+      <w:r>
+        <w:rPr>
+          <w:lang w:val="zh_TW" w:bidi="zh_TW"/>
+        </w:rPr>
+      </w:r>
+      <w:r>
+        <w:rPr>
+          <w:lang w:val="zh_TW" w:bidi="zh_TW"/>
+        </w:rPr>
+        <w:t>使徒行傳7:44</w:t>
+      </w:r>
+    </w:p>
+    <w:p>
+      <w:pPr>
+        <w:pStyle w:val="ListBullet"/>
+        <w:spacing w:line="240" w:lineRule="auto"/>
+        <w:ind w:left="720"/>
+      </w:pPr>
+      <w:r>
+        <w:rPr>
+          <w:lang w:val="zh_TW" w:bidi="zh_TW"/>
+        </w:rPr>
+      </w:r>
+      <w:r>
+        <w:rPr>
+          <w:lang w:val="zh_TW" w:bidi="zh_TW"/>
+        </w:rPr>
+        <w:t>使徒行傳13:31</w:t>
+      </w:r>
+    </w:p>
+    <w:p>
+      <w:pPr>
+        <w:pStyle w:val="ListBullet"/>
+        <w:spacing w:line="240" w:lineRule="auto"/>
+        <w:ind w:left="720"/>
+      </w:pPr>
+      <w:r>
+        <w:rPr>
+          <w:lang w:val="zh_TW" w:bidi="zh_TW"/>
+        </w:rPr>
+      </w:r>
+      <w:r>
+        <w:rPr>
+          <w:lang w:val="zh_TW" w:bidi="zh_TW"/>
+        </w:rPr>
+        <w:t>羅馬書1:9</w:t>
+      </w:r>
+    </w:p>
+    <w:p>
+      <w:pPr>
+        <w:pStyle w:val="ListBullet"/>
+        <w:spacing w:line="240" w:lineRule="auto"/>
+        <w:ind w:left="720"/>
+      </w:pPr>
+      <w:r>
+        <w:rPr>
+          <w:lang w:val="zh_TW" w:bidi="zh_TW"/>
+        </w:rPr>
+      </w:r>
+      <w:r>
+        <w:rPr>
+          <w:lang w:val="zh_TW" w:bidi="zh_TW"/>
+        </w:rPr>
+        <w:t>帖撒羅尼迦前書2:10–12</w:t>
+      </w:r>
+    </w:p>
+    <w:p>
+      <w:pPr>
+        <w:pStyle w:val="ListBullet"/>
+        <w:spacing w:line="240" w:lineRule="auto"/>
+        <w:ind w:left="720"/>
+      </w:pPr>
+      <w:r>
+        <w:rPr>
+          <w:lang w:val="zh_TW" w:bidi="zh_TW"/>
+        </w:rPr>
+      </w:r>
+      <w:r>
+        <w:rPr>
+          <w:lang w:val="zh_TW" w:bidi="zh_TW"/>
+        </w:rPr>
+        <w:t>提摩太前書5:19–20</w:t>
+      </w:r>
+    </w:p>
+    <w:p>
+      <w:pPr>
+        <w:pStyle w:val="ListBullet"/>
+        <w:spacing w:line="240" w:lineRule="auto"/>
+        <w:ind w:left="720"/>
+      </w:pPr>
+      <w:r>
+        <w:rPr>
+          <w:lang w:val="zh_TW" w:bidi="zh_TW"/>
+        </w:rPr>
+      </w:r>
+      <w:r>
+        <w:rPr>
+          <w:lang w:val="zh_TW" w:bidi="zh_TW"/>
+        </w:rPr>
+        <w:t>提摩太後書1:8</w:t>
+      </w:r>
+    </w:p>
+    <w:p>
+      <w:pPr>
+        <w:pStyle w:val="ListBullet"/>
+        <w:spacing w:line="240" w:lineRule="auto"/>
+        <w:ind w:left="720"/>
+      </w:pPr>
+      <w:r>
+        <w:rPr>
+          <w:lang w:val="zh_TW" w:bidi="zh_TW"/>
+        </w:rPr>
+      </w:r>
+      <w:r>
+        <w:rPr>
+          <w:lang w:val="zh_TW" w:bidi="zh_TW"/>
+        </w:rPr>
+        <w:t>彼得書後1:16–18</w:t>
+      </w:r>
+    </w:p>
+    <w:p>
+      <w:pPr>
+        <w:pStyle w:val="ListBullet"/>
+        <w:spacing w:line="240" w:lineRule="auto"/>
+        <w:ind w:left="720"/>
+      </w:pPr>
+      <w:r>
+        <w:rPr>
+          <w:lang w:val="zh_TW" w:bidi="zh_TW"/>
+        </w:rPr>
+      </w:r>
+      <w:r>
+        <w:rPr>
+          <w:lang w:val="zh_TW" w:bidi="zh_TW"/>
+        </w:rPr>
+        <w:t>約翰一書5:6–8</w:t>
+      </w:r>
+    </w:p>
+    <w:p>
+      <w:pPr>
+        <w:pStyle w:val="ListBullet"/>
+        <w:spacing w:line="240" w:lineRule="auto"/>
+        <w:ind w:left="720"/>
+      </w:pPr>
+      <w:r>
+        <w:rPr>
+          <w:lang w:val="zh_TW" w:bidi="zh_TW"/>
+        </w:rPr>
+      </w:r>
+      <w:r>
+        <w:rPr>
+          <w:lang w:val="zh_TW" w:bidi="zh_TW"/>
+        </w:rPr>
+        <w:t>約翰三書1:12</w:t>
+      </w:r>
+    </w:p>
+    <w:p>
+      <w:pPr>
+        <w:pStyle w:val="ListBullet"/>
+        <w:spacing w:line="240" w:lineRule="auto"/>
+        <w:ind w:left="720"/>
+      </w:pPr>
+      <w:r>
+        <w:rPr>
+          <w:lang w:val="zh_TW" w:bidi="zh_TW"/>
+        </w:rPr>
+      </w:r>
+      <w:r>
+        <w:rPr>
+          <w:lang w:val="zh_TW" w:bidi="zh_TW"/>
+        </w:rPr>
+        <w:t>啟示錄12:11</w:t>
+      </w:r>
     </w:p>
     <w:p>
       <w:pPr>
@@ -3187,186 +3001,138 @@
           <w:lang w:val="zh_TW" w:bidi="zh_TW"/>
         </w:rPr>
       </w:r>
-      <w:hyperlink r:id="rId44">
-        <w:r>
-          <w:rPr>
-            <w:lang w:val="zh_TW" w:bidi="zh_TW"/>
-          </w:rPr>
-          <w:rPr>
-            <w:color w:val="0000EE"/>
-            <w:u w:val="single"/>
-          </w:rPr>
-          <w:t>使徒行傳12:2</w:t>
-        </w:r>
-      </w:hyperlink>
-    </w:p>
-    <w:p>
-      <w:pPr>
-        <w:pStyle w:val="ListBullet"/>
-        <w:spacing w:line="240" w:lineRule="auto"/>
-        <w:ind w:left="720"/>
-      </w:pPr>
-      <w:r>
-        <w:rPr>
-          <w:lang w:val="zh_TW" w:bidi="zh_TW"/>
-        </w:rPr>
-      </w:r>
-      <w:hyperlink r:id="rId45">
-        <w:r>
-          <w:rPr>
-            <w:lang w:val="zh_TW" w:bidi="zh_TW"/>
-          </w:rPr>
-          <w:rPr>
-            <w:color w:val="0000EE"/>
-            <w:u w:val="single"/>
-          </w:rPr>
-          <w:t>創世記27:40</w:t>
-        </w:r>
-      </w:hyperlink>
-    </w:p>
-    <w:p>
-      <w:pPr>
-        <w:pStyle w:val="ListBullet"/>
-        <w:spacing w:line="240" w:lineRule="auto"/>
-        <w:ind w:left="720"/>
-      </w:pPr>
-      <w:r>
-        <w:rPr>
-          <w:lang w:val="zh_TW" w:bidi="zh_TW"/>
-        </w:rPr>
-      </w:r>
-      <w:hyperlink r:id="rId46">
-        <w:r>
-          <w:rPr>
-            <w:lang w:val="zh_TW" w:bidi="zh_TW"/>
-          </w:rPr>
-          <w:rPr>
-            <w:color w:val="0000EE"/>
-            <w:u w:val="single"/>
-          </w:rPr>
-          <w:t>創世記34:25</w:t>
-        </w:r>
-      </w:hyperlink>
-    </w:p>
-    <w:p>
-      <w:pPr>
-        <w:pStyle w:val="ListBullet"/>
-        <w:spacing w:line="240" w:lineRule="auto"/>
-        <w:ind w:left="720"/>
-      </w:pPr>
-      <w:r>
-        <w:rPr>
-          <w:lang w:val="zh_TW" w:bidi="zh_TW"/>
-        </w:rPr>
-      </w:r>
-      <w:hyperlink r:id="rId47">
-        <w:r>
-          <w:rPr>
-            <w:lang w:val="zh_TW" w:bidi="zh_TW"/>
-          </w:rPr>
-          <w:rPr>
-            <w:color w:val="0000EE"/>
-            <w:u w:val="single"/>
-          </w:rPr>
-          <w:t>路加福音2:33–35</w:t>
-        </w:r>
-      </w:hyperlink>
-    </w:p>
-    <w:p>
-      <w:pPr>
-        <w:pStyle w:val="ListBullet"/>
-        <w:spacing w:line="240" w:lineRule="auto"/>
-        <w:ind w:left="720"/>
-      </w:pPr>
-      <w:r>
-        <w:rPr>
-          <w:lang w:val="zh_TW" w:bidi="zh_TW"/>
-        </w:rPr>
-      </w:r>
-      <w:hyperlink r:id="rId48">
-        <w:r>
-          <w:rPr>
-            <w:lang w:val="zh_TW" w:bidi="zh_TW"/>
-          </w:rPr>
-          <w:rPr>
-            <w:color w:val="0000EE"/>
-            <w:u w:val="single"/>
-          </w:rPr>
-          <w:t>路加福音21:24</w:t>
-        </w:r>
-      </w:hyperlink>
-    </w:p>
-    <w:p>
-      <w:pPr>
-        <w:pStyle w:val="ListBullet"/>
-        <w:spacing w:line="240" w:lineRule="auto"/>
-        <w:ind w:left="720"/>
-      </w:pPr>
-      <w:r>
-        <w:rPr>
-          <w:lang w:val="zh_TW" w:bidi="zh_TW"/>
-        </w:rPr>
-      </w:r>
-      <w:hyperlink r:id="rId49">
-        <w:r>
-          <w:rPr>
-            <w:lang w:val="zh_TW" w:bidi="zh_TW"/>
-          </w:rPr>
-          <w:rPr>
-            <w:color w:val="0000EE"/>
-            <w:u w:val="single"/>
-          </w:rPr>
-          <w:t>馬太福音10:34</w:t>
-        </w:r>
-      </w:hyperlink>
-    </w:p>
-    <w:p>
-      <w:pPr>
-        <w:pStyle w:val="ListBullet"/>
-        <w:spacing w:line="240" w:lineRule="auto"/>
-        <w:ind w:left="720"/>
-      </w:pPr>
-      <w:r>
-        <w:rPr>
-          <w:lang w:val="zh_TW" w:bidi="zh_TW"/>
-        </w:rPr>
-      </w:r>
-      <w:hyperlink r:id="rId50">
-        <w:r>
-          <w:rPr>
-            <w:lang w:val="zh_TW" w:bidi="zh_TW"/>
-          </w:rPr>
-          <w:rPr>
-            <w:color w:val="0000EE"/>
-            <w:u w:val="single"/>
-          </w:rPr>
-          <w:t>馬太福音26:55</w:t>
-        </w:r>
-      </w:hyperlink>
-    </w:p>
-    <w:p>
-      <w:pPr>
-        <w:pStyle w:val="ListBullet"/>
-        <w:spacing w:line="240" w:lineRule="auto"/>
-        <w:ind w:left="720"/>
-      </w:pPr>
-      <w:r>
-        <w:rPr>
-          <w:lang w:val="zh_TW" w:bidi="zh_TW"/>
-        </w:rPr>
-      </w:r>
-      <w:hyperlink r:id="rId51">
-        <w:r>
-          <w:rPr>
-            <w:lang w:val="zh_TW" w:bidi="zh_TW"/>
-          </w:rPr>
-          <w:rPr>
-            <w:color w:val="0000EE"/>
-            <w:u w:val="single"/>
-          </w:rPr>
-          <w:t>啟示錄1:16</w:t>
-        </w:r>
-      </w:hyperlink>
+      <w:r>
+        <w:rPr>
+          <w:lang w:val="zh_TW" w:bidi="zh_TW"/>
+        </w:rPr>
+        <w:t>使徒行傳12:2</w:t>
+      </w:r>
+    </w:p>
+    <w:p>
+      <w:pPr>
+        <w:pStyle w:val="ListBullet"/>
+        <w:spacing w:line="240" w:lineRule="auto"/>
+        <w:ind w:left="720"/>
+      </w:pPr>
+      <w:r>
+        <w:rPr>
+          <w:lang w:val="zh_TW" w:bidi="zh_TW"/>
+        </w:rPr>
+      </w:r>
+      <w:r>
+        <w:rPr>
+          <w:lang w:val="zh_TW" w:bidi="zh_TW"/>
+        </w:rPr>
+        <w:t>創世記27:40</w:t>
+      </w:r>
+    </w:p>
+    <w:p>
+      <w:pPr>
+        <w:pStyle w:val="ListBullet"/>
+        <w:spacing w:line="240" w:lineRule="auto"/>
+        <w:ind w:left="720"/>
+      </w:pPr>
+      <w:r>
+        <w:rPr>
+          <w:lang w:val="zh_TW" w:bidi="zh_TW"/>
+        </w:rPr>
+      </w:r>
+      <w:r>
+        <w:rPr>
+          <w:lang w:val="zh_TW" w:bidi="zh_TW"/>
+        </w:rPr>
+        <w:t>創世記34:25</w:t>
+      </w:r>
+    </w:p>
+    <w:p>
+      <w:pPr>
+        <w:pStyle w:val="ListBullet"/>
+        <w:spacing w:line="240" w:lineRule="auto"/>
+        <w:ind w:left="720"/>
+      </w:pPr>
+      <w:r>
+        <w:rPr>
+          <w:lang w:val="zh_TW" w:bidi="zh_TW"/>
+        </w:rPr>
+      </w:r>
+      <w:r>
+        <w:rPr>
+          <w:lang w:val="zh_TW" w:bidi="zh_TW"/>
+        </w:rPr>
+        <w:t>路加福音2:33–35</w:t>
+      </w:r>
+    </w:p>
+    <w:p>
+      <w:pPr>
+        <w:pStyle w:val="ListBullet"/>
+        <w:spacing w:line="240" w:lineRule="auto"/>
+        <w:ind w:left="720"/>
+      </w:pPr>
+      <w:r>
+        <w:rPr>
+          <w:lang w:val="zh_TW" w:bidi="zh_TW"/>
+        </w:rPr>
+      </w:r>
+      <w:r>
+        <w:rPr>
+          <w:lang w:val="zh_TW" w:bidi="zh_TW"/>
+        </w:rPr>
+        <w:t>路加福音21:24</w:t>
+      </w:r>
+    </w:p>
+    <w:p>
+      <w:pPr>
+        <w:pStyle w:val="ListBullet"/>
+        <w:spacing w:line="240" w:lineRule="auto"/>
+        <w:ind w:left="720"/>
+      </w:pPr>
+      <w:r>
+        <w:rPr>
+          <w:lang w:val="zh_TW" w:bidi="zh_TW"/>
+        </w:rPr>
+      </w:r>
+      <w:r>
+        <w:rPr>
+          <w:lang w:val="zh_TW" w:bidi="zh_TW"/>
+        </w:rPr>
+        <w:t>馬太福音10:34</w:t>
+      </w:r>
+    </w:p>
+    <w:p>
+      <w:pPr>
+        <w:pStyle w:val="ListBullet"/>
+        <w:spacing w:line="240" w:lineRule="auto"/>
+        <w:ind w:left="720"/>
+      </w:pPr>
+      <w:r>
+        <w:rPr>
+          <w:lang w:val="zh_TW" w:bidi="zh_TW"/>
+        </w:rPr>
+      </w:r>
+      <w:r>
+        <w:rPr>
+          <w:lang w:val="zh_TW" w:bidi="zh_TW"/>
+        </w:rPr>
+        <w:t>馬太福音26:55</w:t>
+      </w:r>
+    </w:p>
+    <w:p>
+      <w:pPr>
+        <w:pStyle w:val="ListBullet"/>
+        <w:spacing w:line="240" w:lineRule="auto"/>
+        <w:ind w:left="720"/>
+      </w:pPr>
+      <w:r>
+        <w:rPr>
+          <w:lang w:val="zh_TW" w:bidi="zh_TW"/>
+        </w:rPr>
+      </w:r>
+      <w:r>
+        <w:rPr>
+          <w:lang w:val="zh_TW" w:bidi="zh_TW"/>
+        </w:rPr>
+        <w:t>啟示錄1:16</w:t>
+      </w:r>
     </w:p>
     <w:p>
       <w:pPr>
@@ -3684,42 +3450,30 @@
           <w:lang w:val="zh_TW" w:bidi="zh_TW"/>
         </w:rPr>
       </w:r>
-      <w:hyperlink r:id="rId52">
-        <w:r>
-          <w:rPr>
-            <w:lang w:val="zh_TW" w:bidi="zh_TW"/>
-          </w:rPr>
-          <w:rPr>
-            <w:color w:val="0000EE"/>
-            <w:u w:val="single"/>
-          </w:rPr>
-          <w:t>希伯來書10:29</w:t>
-        </w:r>
-      </w:hyperlink>
-    </w:p>
-    <w:p>
-      <w:pPr>
-        <w:pStyle w:val="ListBullet"/>
-        <w:spacing w:line="240" w:lineRule="auto"/>
-        <w:ind w:left="720"/>
-      </w:pPr>
-      <w:r>
-        <w:rPr>
-          <w:lang w:val="zh_TW" w:bidi="zh_TW"/>
-        </w:rPr>
-      </w:r>
-      <w:hyperlink r:id="rId53">
-        <w:r>
-          <w:rPr>
-            <w:lang w:val="zh_TW" w:bidi="zh_TW"/>
-          </w:rPr>
-          <w:rPr>
-            <w:color w:val="0000EE"/>
-            <w:u w:val="single"/>
-          </w:rPr>
-          <w:t>詩篇7:5</w:t>
-        </w:r>
-      </w:hyperlink>
+      <w:r>
+        <w:rPr>
+          <w:lang w:val="zh_TW" w:bidi="zh_TW"/>
+        </w:rPr>
+        <w:t>希伯來書10:29</w:t>
+      </w:r>
+    </w:p>
+    <w:p>
+      <w:pPr>
+        <w:pStyle w:val="ListBullet"/>
+        <w:spacing w:line="240" w:lineRule="auto"/>
+        <w:ind w:left="720"/>
+      </w:pPr>
+      <w:r>
+        <w:rPr>
+          <w:lang w:val="zh_TW" w:bidi="zh_TW"/>
+        </w:rPr>
+      </w:r>
+      <w:r>
+        <w:rPr>
+          <w:lang w:val="zh_TW" w:bidi="zh_TW"/>
+        </w:rPr>
+        <w:t>詩篇7:5</w:t>
+      </w:r>
     </w:p>
     <w:p>
       <w:pPr>

--- a/zht/docx/077.content.docx
+++ b/zht/docx/077.content.docx
@@ -932,19 +932,7 @@
         <w:rPr>
           <w:lang w:val="zh_TW" w:bidi="zh_TW"/>
         </w:rPr>
-        <w:t>、</w:t>
-      </w:r>
-      <w:r>
-        <w:rPr>
-          <w:lang w:val="zh_TW" w:bidi="zh_TW"/>
-        </w:rPr>
-        <w:t>牧師</w:t>
-      </w:r>
-      <w:r>
-        <w:rPr>
-          <w:lang w:val="zh_TW" w:bidi="zh_TW"/>
-        </w:rPr>
-        <w:t>、</w:t>
+        <w:t>、牧師、</w:t>
       </w:r>
       <w:r>
         <w:rPr>
@@ -1303,790 +1291,778 @@
         <w:rPr>
           <w:lang w:val="zh_TW" w:bidi="zh_TW"/>
         </w:rPr>
+        <w:t>（另見：分娩的疼痛）</w:t>
+      </w:r>
+      <w:r>
+        <w:rPr>
+          <w:lang w:val="zh_TW" w:bidi="zh_TW"/>
+        </w:rPr>
+      </w:r>
+      <w:r>
+        <w:rPr>
+          <w:lang w:val="zh_TW" w:bidi="zh_TW"/>
+        </w:rPr>
+      </w:r>
+    </w:p>
+    <w:p>
+      <w:pPr/>
+      <w:r>
+        <w:rPr>
+          <w:lang w:val="zh_TW" w:bidi="zh_TW"/>
+        </w:rPr>
+      </w:r>
+    </w:p>
+    <w:p>
+      <w:pPr>
+        <w:pStyle w:val="Heading2"/>
+      </w:pPr>
+      <w:r>
+        <w:rPr>
+          <w:lang w:val="zh_TW" w:bidi="zh_TW"/>
+        </w:rPr>
+        <w:t>剪除</w:t>
+      </w:r>
+      <w:r>
+        <w:rPr>
+          <w:lang w:val="zh_TW" w:bidi="zh_TW"/>
+        </w:rPr>
+      </w:r>
+    </w:p>
+    <w:p>
+      <w:pPr>
+        <w:pStyle w:val="Heading3"/>
+      </w:pPr>
+      <w:r>
+        <w:rPr>
+          <w:lang w:val="zh_TW" w:bidi="zh_TW"/>
+        </w:rPr>
+        <w:t>定義：</w:t>
+      </w:r>
+    </w:p>
+    <w:p>
+      <w:pPr/>
+      <w:r>
+        <w:rPr>
+          <w:lang w:val="zh_TW" w:bidi="zh_TW"/>
+        </w:rPr>
+      </w:r>
+      <w:r>
+        <w:rPr>
+          <w:lang w:val="zh_TW" w:bidi="zh_TW"/>
+        </w:rPr>
+        <w:t>「被剪除」這個表達方式意指被排除、驅逐或與主要群體隔離。它也可以指因犯罪而被神的審判處死。</w:t>
+      </w:r>
+    </w:p>
+    <w:p>
+      <w:pPr>
+        <w:pStyle w:val="ListBullet"/>
+        <w:spacing w:line="240" w:lineRule="auto"/>
+        <w:ind w:left="720"/>
+      </w:pPr>
+      <w:r>
+        <w:rPr>
+          <w:lang w:val="zh_TW" w:bidi="zh_TW"/>
+        </w:rPr>
+      </w:r>
+      <w:r>
+        <w:rPr>
+          <w:lang w:val="zh_TW" w:bidi="zh_TW"/>
+        </w:rPr>
+        <w:t>在舊約中，不服從神的命令會導致被剪除或與神的子民及祂的同在分離。</w:t>
+      </w:r>
+    </w:p>
+    <w:p>
+      <w:pPr>
+        <w:pStyle w:val="ListBullet"/>
+        <w:spacing w:line="240" w:lineRule="auto"/>
+        <w:ind w:left="720"/>
+      </w:pPr>
+      <w:r>
+        <w:rPr>
+          <w:lang w:val="zh_TW" w:bidi="zh_TW"/>
+        </w:rPr>
+      </w:r>
+      <w:r>
+        <w:rPr>
+          <w:lang w:val="zh_TW" w:bidi="zh_TW"/>
+        </w:rPr>
+        <w:t>神也說祂會「剪除」或毀滅非以色列的外邦，因為他們不敬拜或不服從祂，並且是以色列的敵人。</w:t>
+      </w:r>
+    </w:p>
+    <w:p>
+      <w:pPr>
+        <w:pStyle w:val="ListBullet"/>
+        <w:spacing w:line="240" w:lineRule="auto"/>
+        <w:ind w:left="720"/>
+      </w:pPr>
+      <w:r>
+        <w:rPr>
+          <w:lang w:val="zh_TW" w:bidi="zh_TW"/>
+        </w:rPr>
+      </w:r>
+      <w:r>
+        <w:rPr>
+          <w:lang w:val="zh_TW" w:bidi="zh_TW"/>
+        </w:rPr>
+        <w:t>「斷絕」這個表達也用來指神使河流停止流動。</w:t>
+      </w:r>
+    </w:p>
+    <w:p>
+      <w:pPr>
+        <w:pStyle w:val="Heading3"/>
+      </w:pPr>
+      <w:r>
+        <w:rPr>
+          <w:lang w:val="zh_TW" w:bidi="zh_TW"/>
+        </w:rPr>
+        <w:t>翻譯相關建議：</w:t>
+      </w:r>
+    </w:p>
+    <w:p>
+      <w:pPr>
+        <w:pStyle w:val="ListBullet"/>
+        <w:spacing w:line="240" w:lineRule="auto"/>
+        <w:ind w:left="720"/>
+      </w:pPr>
+      <w:r>
+        <w:rPr>
+          <w:lang w:val="zh_TW" w:bidi="zh_TW"/>
+        </w:rPr>
+      </w:r>
+      <w:r>
+        <w:rPr>
+          <w:lang w:val="zh_TW" w:bidi="zh_TW"/>
+        </w:rPr>
+        <w:t>「被剪除」這個表達可以翻譯為「被趕散」或「打發」或「分離」或「被殺」或「被毀滅」。</w:t>
+      </w:r>
+    </w:p>
+    <w:p>
+      <w:pPr>
+        <w:pStyle w:val="ListBullet"/>
+        <w:spacing w:line="240" w:lineRule="auto"/>
+        <w:ind w:left="720"/>
+      </w:pPr>
+      <w:r>
+        <w:rPr>
+          <w:lang w:val="zh_TW" w:bidi="zh_TW"/>
+        </w:rPr>
+      </w:r>
+      <w:r>
+        <w:rPr>
+          <w:lang w:val="zh_TW" w:bidi="zh_TW"/>
+        </w:rPr>
+        <w:t>根據上下文，「斷絕」可以翻譯為「毀滅」、「驅離」、「分離」或「毀滅」。</w:t>
+      </w:r>
+    </w:p>
+    <w:p>
+      <w:pPr>
+        <w:pStyle w:val="ListBullet"/>
+        <w:spacing w:line="240" w:lineRule="auto"/>
+        <w:ind w:left="720"/>
+      </w:pPr>
+      <w:r>
+        <w:rPr>
+          <w:lang w:val="zh_TW" w:bidi="zh_TW"/>
+        </w:rPr>
+      </w:r>
+      <w:r>
+        <w:rPr>
+          <w:lang w:val="zh_TW" w:bidi="zh_TW"/>
+        </w:rPr>
+        <w:t>在流水被截斷的情境中，這可以翻譯為「停止流動」或「迫使停止流動」或「被分隔」。</w:t>
+      </w:r>
+    </w:p>
+    <w:p>
+      <w:pPr>
+        <w:pStyle w:val="ListBullet"/>
+        <w:spacing w:line="240" w:lineRule="auto"/>
+        <w:ind w:left="720"/>
+      </w:pPr>
+      <w:r>
+        <w:rPr>
+          <w:lang w:val="zh_TW" w:bidi="zh_TW"/>
+        </w:rPr>
+      </w:r>
+      <w:r>
+        <w:rPr>
+          <w:lang w:val="zh_TW" w:bidi="zh_TW"/>
+        </w:rPr>
+        <w:t>應該區分用刀切割某物的字面意思與這個詞的比喻用法。</w:t>
+      </w:r>
+    </w:p>
+    <w:p>
+      <w:pPr>
+        <w:pStyle w:val="Heading3"/>
+      </w:pPr>
+      <w:r>
+        <w:rPr>
+          <w:lang w:val="zh_TW" w:bidi="zh_TW"/>
+        </w:rPr>
+        <w:t>參考經文：</w:t>
+      </w:r>
+    </w:p>
+    <w:p>
+      <w:pPr>
+        <w:pStyle w:val="ListBullet"/>
+        <w:spacing w:line="240" w:lineRule="auto"/>
+        <w:ind w:left="720"/>
+      </w:pPr>
+      <w:r>
+        <w:rPr>
+          <w:lang w:val="zh_TW" w:bidi="zh_TW"/>
+        </w:rPr>
+      </w:r>
+      <w:r>
+        <w:rPr>
+          <w:lang w:val="zh_TW" w:bidi="zh_TW"/>
+        </w:rPr>
+        <w:t>創世記17:14</w:t>
+      </w:r>
+    </w:p>
+    <w:p>
+      <w:pPr>
+        <w:pStyle w:val="ListBullet"/>
+        <w:spacing w:line="240" w:lineRule="auto"/>
+        <w:ind w:left="720"/>
+      </w:pPr>
+      <w:r>
+        <w:rPr>
+          <w:lang w:val="zh_TW" w:bidi="zh_TW"/>
+        </w:rPr>
+      </w:r>
+      <w:r>
+        <w:rPr>
+          <w:lang w:val="zh_TW" w:bidi="zh_TW"/>
+        </w:rPr>
+        <w:t>士師記21:6</w:t>
+      </w:r>
+    </w:p>
+    <w:p>
+      <w:pPr>
+        <w:pStyle w:val="ListBullet"/>
+        <w:spacing w:line="240" w:lineRule="auto"/>
+        <w:ind w:left="720"/>
+      </w:pPr>
+      <w:r>
+        <w:rPr>
+          <w:lang w:val="zh_TW" w:bidi="zh_TW"/>
+        </w:rPr>
+      </w:r>
+      <w:r>
+        <w:rPr>
+          <w:lang w:val="zh_TW" w:bidi="zh_TW"/>
+        </w:rPr>
+        <w:t>箴言23:18</w:t>
+      </w:r>
+    </w:p>
+    <w:p>
+      <w:pPr>
+        <w:pStyle w:val="Heading3"/>
+      </w:pPr>
+      <w:r>
+        <w:rPr>
+          <w:lang w:val="zh_TW" w:bidi="zh_TW"/>
+        </w:rPr>
+        <w:t>原文參照：</w:t>
+      </w:r>
+    </w:p>
+    <w:p>
+      <w:pPr>
+        <w:pStyle w:val="ListBullet"/>
+        <w:spacing w:line="240" w:lineRule="auto"/>
+        <w:ind w:left="720"/>
+      </w:pPr>
+      <w:r>
+        <w:rPr>
+          <w:lang w:val="zh_TW" w:bidi="zh_TW"/>
+        </w:rPr>
+      </w:r>
+      <w:r>
+        <w:rPr>
+          <w:lang w:val="zh_TW" w:bidi="zh_TW"/>
+        </w:rPr>
+        <w:t>史特朗號：H1214，H1219，H1438，H1494，H1504，H1629，H1820，H2686，H3582，H3772，H5243，H5352，H6789，H7088，H7096，H7112，H7113，G06090，G08510，G15810</w:t>
+      </w:r>
+      <w:r>
+        <w:rPr>
+          <w:lang w:val="zh_TW" w:bidi="zh_TW"/>
+        </w:rPr>
+      </w:r>
+      <w:r>
+        <w:rPr>
+          <w:lang w:val="zh_TW" w:bidi="zh_TW"/>
+        </w:rPr>
+      </w:r>
+    </w:p>
+    <w:p>
+      <w:pPr/>
+      <w:r>
+        <w:rPr>
+          <w:lang w:val="zh_TW" w:bidi="zh_TW"/>
+        </w:rPr>
+      </w:r>
+    </w:p>
+    <w:p>
+      <w:pPr>
+        <w:pStyle w:val="Heading2"/>
+      </w:pPr>
+      <w:r>
+        <w:rPr>
+          <w:lang w:val="zh_TW" w:bidi="zh_TW"/>
+        </w:rPr>
+        <w:t>見證</w:t>
+      </w:r>
+      <w:r>
+        <w:rPr>
+          <w:lang w:val="zh_TW" w:bidi="zh_TW"/>
+        </w:rPr>
+      </w:r>
+    </w:p>
+    <w:p>
+      <w:pPr>
+        <w:pStyle w:val="Heading3"/>
+      </w:pPr>
+      <w:r>
+        <w:rPr>
+          <w:lang w:val="zh_TW" w:bidi="zh_TW"/>
+        </w:rPr>
+        <w:t>定義：</w:t>
+      </w:r>
+    </w:p>
+    <w:p>
+      <w:pPr/>
+      <w:r>
+        <w:rPr>
+          <w:lang w:val="zh_TW" w:bidi="zh_TW"/>
+        </w:rPr>
+      </w:r>
+      <w:r>
+        <w:rPr>
+          <w:lang w:val="zh_TW" w:bidi="zh_TW"/>
+        </w:rPr>
+        <w:t>當一個人給出「見證」時，他會就自己所知道的事情作出聲明，並宣稱該聲明是真實的。「作見證」就是給出「見證」。</w:t>
+      </w:r>
+    </w:p>
+    <w:p>
+      <w:pPr>
+        <w:pStyle w:val="ListBullet"/>
+        <w:spacing w:line="240" w:lineRule="auto"/>
+        <w:ind w:left="720"/>
+      </w:pPr>
+      <w:r>
+        <w:rPr>
+          <w:lang w:val="zh_TW" w:bidi="zh_TW"/>
+        </w:rPr>
+      </w:r>
+      <w:r>
+        <w:rPr>
+          <w:lang w:val="zh_TW" w:bidi="zh_TW"/>
+        </w:rPr>
+        <w:t>在舊約中的某些地方，「見證」特別指雅巍（和合本譯：耶和華）寫下十誡的石版。從這個用法開始，它也泛指神的律法。</w:t>
+      </w:r>
+    </w:p>
+    <w:p>
+      <w:pPr>
+        <w:pStyle w:val="ListBullet"/>
+        <w:spacing w:line="240" w:lineRule="auto"/>
+        <w:ind w:left="720"/>
+      </w:pPr>
+      <w:r>
+        <w:rPr>
+          <w:lang w:val="zh_TW" w:bidi="zh_TW"/>
+        </w:rPr>
+      </w:r>
+      <w:r>
+        <w:rPr>
+          <w:lang w:val="zh_TW" w:bidi="zh_TW"/>
+        </w:rPr>
+        <w:t>通常，一個人會「作見證」關於他親身經歷的事情。</w:t>
+      </w:r>
+    </w:p>
+    <w:p>
+      <w:pPr>
+        <w:pStyle w:val="ListBullet"/>
+        <w:spacing w:line="240" w:lineRule="auto"/>
+        <w:ind w:left="720"/>
+      </w:pPr>
+      <w:r>
+        <w:rPr>
+          <w:lang w:val="zh_TW" w:bidi="zh_TW"/>
+        </w:rPr>
+      </w:r>
+      <w:r>
+        <w:rPr>
+          <w:lang w:val="zh_TW" w:bidi="zh_TW"/>
+        </w:rPr>
+        <w:t>作「假見證」的人，並未說出關於事情真相的實話。</w:t>
+      </w:r>
+    </w:p>
+    <w:p>
+      <w:pPr>
+        <w:pStyle w:val="ListBullet"/>
+        <w:spacing w:line="240" w:lineRule="auto"/>
+        <w:ind w:left="720"/>
+      </w:pPr>
+      <w:r>
+        <w:rPr>
+          <w:lang w:val="zh_TW" w:bidi="zh_TW"/>
+        </w:rPr>
+      </w:r>
+      <w:r>
+        <w:rPr>
+          <w:lang w:val="zh_TW" w:bidi="zh_TW"/>
+        </w:rPr>
+        <w:t>有時，「見證」一詞也指先知所說的預言。</w:t>
+      </w:r>
+    </w:p>
+    <w:p>
+      <w:pPr>
+        <w:pStyle w:val="ListBullet"/>
+        <w:spacing w:line="240" w:lineRule="auto"/>
+        <w:ind w:left="720"/>
+      </w:pPr>
+      <w:r>
+        <w:rPr>
+          <w:lang w:val="zh_TW" w:bidi="zh_TW"/>
+        </w:rPr>
+      </w:r>
+      <w:r>
+        <w:rPr>
+          <w:lang w:val="zh_TW" w:bidi="zh_TW"/>
+        </w:rPr>
+        <w:t>在新約中，這個詞經常用來描述耶穌的追隨者如何見證耶穌的生、死和復活的事件。</w:t>
+      </w:r>
+    </w:p>
+    <w:p>
+      <w:pPr/>
+      <w:r>
+        <w:rPr>
+          <w:lang w:val="zh_TW" w:bidi="zh_TW"/>
+        </w:rPr>
+      </w:r>
+      <w:r>
+        <w:rPr>
+          <w:lang w:val="zh_TW" w:bidi="zh_TW"/>
+        </w:rPr>
+        <w:t>「見證人」一詞指的是親自經歷某事件的人。通常，見證人也是那個作見證的人，證明他所知道的是真實的。「目擊者」則強調該人實際在場，親眼看見了所發生的事情。</w:t>
+      </w:r>
+    </w:p>
+    <w:p>
+      <w:pPr>
+        <w:pStyle w:val="ListBullet"/>
+        <w:spacing w:line="240" w:lineRule="auto"/>
+        <w:ind w:left="720"/>
+      </w:pPr>
+      <w:r>
+        <w:rPr>
+          <w:lang w:val="zh_TW" w:bidi="zh_TW"/>
+        </w:rPr>
+      </w:r>
+      <w:r>
+        <w:rPr>
+          <w:lang w:val="zh_TW" w:bidi="zh_TW"/>
+        </w:rPr>
+        <w:t>「見證」某事，意思是看見該事的發生。</w:t>
+      </w:r>
+    </w:p>
+    <w:p>
+      <w:pPr>
+        <w:pStyle w:val="ListBullet"/>
+        <w:spacing w:line="240" w:lineRule="auto"/>
+        <w:ind w:left="720"/>
+      </w:pPr>
+      <w:r>
+        <w:rPr>
+          <w:lang w:val="zh_TW" w:bidi="zh_TW"/>
+        </w:rPr>
+      </w:r>
+      <w:r>
+        <w:rPr>
+          <w:lang w:val="zh_TW" w:bidi="zh_TW"/>
+        </w:rPr>
+        <w:t>在審判中，證人「作證」或「見證」，這與「證實」的意思相同。</w:t>
+      </w:r>
+    </w:p>
+    <w:p>
+      <w:pPr>
+        <w:pStyle w:val="ListBullet"/>
+        <w:spacing w:line="240" w:lineRule="auto"/>
+        <w:ind w:left="720"/>
+      </w:pPr>
+      <w:r>
+        <w:rPr>
+          <w:lang w:val="zh_TW" w:bidi="zh_TW"/>
+        </w:rPr>
+      </w:r>
+      <w:r>
+        <w:rPr>
+          <w:lang w:val="zh_TW" w:bidi="zh_TW"/>
+        </w:rPr>
+        <w:t>見證人有義務如實講述自己所見或所聞的事。</w:t>
+      </w:r>
+    </w:p>
+    <w:p>
+      <w:pPr>
+        <w:pStyle w:val="ListBullet"/>
+        <w:spacing w:line="240" w:lineRule="auto"/>
+        <w:ind w:left="720"/>
+      </w:pPr>
+      <w:r>
+        <w:rPr>
+          <w:lang w:val="zh_TW" w:bidi="zh_TW"/>
+        </w:rPr>
+      </w:r>
+      <w:r>
+        <w:rPr>
+          <w:lang w:val="zh_TW" w:bidi="zh_TW"/>
+        </w:rPr>
+        <w:t>不誠實地陳述發生過的事情的證人被稱為「假見證」。他被說成是「作假見證」或「偽證」。</w:t>
+      </w:r>
+    </w:p>
+    <w:p>
+      <w:pPr>
+        <w:pStyle w:val="ListBullet"/>
+        <w:spacing w:line="240" w:lineRule="auto"/>
+        <w:ind w:left="720"/>
+      </w:pPr>
+      <w:r>
+        <w:rPr>
+          <w:lang w:val="zh_TW" w:bidi="zh_TW"/>
+        </w:rPr>
+      </w:r>
+      <w:r>
+        <w:rPr>
+          <w:lang w:val="zh_TW" w:bidi="zh_TW"/>
+        </w:rPr>
+        <w:t>「作見證」這一表達意義是，某件事情或某個人將作為證據，證明契約已經成立。這位證人將確保每個人都遵守自己的承諾。</w:t>
+      </w:r>
+    </w:p>
+    <w:p>
+      <w:pPr>
+        <w:pStyle w:val="Heading3"/>
+      </w:pPr>
+      <w:r>
+        <w:rPr>
+          <w:lang w:val="zh_TW" w:bidi="zh_TW"/>
+        </w:rPr>
+        <w:t>翻譯相關建議：</w:t>
+      </w:r>
+    </w:p>
+    <w:p>
+      <w:pPr>
+        <w:pStyle w:val="ListBullet"/>
+        <w:spacing w:line="240" w:lineRule="auto"/>
+        <w:ind w:left="720"/>
+      </w:pPr>
+      <w:r>
+        <w:rPr>
+          <w:lang w:val="zh_TW" w:bidi="zh_TW"/>
+        </w:rPr>
+      </w:r>
+      <w:r>
+        <w:rPr>
+          <w:lang w:val="zh_TW" w:bidi="zh_TW"/>
+        </w:rPr>
+        <w:t>「作見證」或「給出見證」可以翻譯為「陳述事實」、「講述所見所聞」、「從親身經歷講述」、「提供證據」或「講述所發生的事情」。</w:t>
+      </w:r>
+    </w:p>
+    <w:p>
+      <w:pPr>
+        <w:pStyle w:val="ListBullet"/>
+        <w:spacing w:line="240" w:lineRule="auto"/>
+        <w:ind w:left="720"/>
+      </w:pPr>
+      <w:r>
+        <w:rPr>
+          <w:lang w:val="zh_TW" w:bidi="zh_TW"/>
+        </w:rPr>
+      </w:r>
+      <w:r>
+        <w:rPr>
+          <w:lang w:val="zh_TW" w:bidi="zh_TW"/>
+        </w:rPr>
+        <w:t>「見證」可以翻譯為「關於發生事情的報告」、「真實情況的陳述」、「證據」、「所說的話」或「預言」。</w:t>
+      </w:r>
+    </w:p>
+    <w:p>
+      <w:pPr>
+        <w:pStyle w:val="ListBullet"/>
+        <w:spacing w:line="240" w:lineRule="auto"/>
+        <w:ind w:left="720"/>
+      </w:pPr>
+      <w:r>
+        <w:rPr>
+          <w:lang w:val="zh_TW" w:bidi="zh_TW"/>
+        </w:rPr>
+      </w:r>
+      <w:r>
+        <w:rPr>
+          <w:lang w:val="zh_TW" w:bidi="zh_TW"/>
+        </w:rPr>
+        <w:t>「見證」可以翻譯為「我寫下命令的石版」、「神的律法」、「神的誡命」或「耶和華與以色列立約的記錄」。</w:t>
+      </w:r>
+    </w:p>
+    <w:p>
+      <w:pPr>
+        <w:pStyle w:val="ListBullet"/>
+        <w:spacing w:line="240" w:lineRule="auto"/>
+        <w:ind w:left="720"/>
+      </w:pPr>
+      <w:r>
+        <w:rPr>
+          <w:lang w:val="zh_TW" w:bidi="zh_TW"/>
+        </w:rPr>
+      </w:r>
+      <w:r>
+        <w:rPr>
+          <w:lang w:val="zh_TW" w:bidi="zh_TW"/>
+        </w:rPr>
+        <w:t>「作為對他們的見證」可以翻譯為「向他們顯明真相」或「證明真相給他們看」。</w:t>
+      </w:r>
+    </w:p>
+    <w:p>
+      <w:pPr>
+        <w:pStyle w:val="ListBullet"/>
+        <w:spacing w:line="240" w:lineRule="auto"/>
+        <w:ind w:left="720"/>
+      </w:pPr>
+      <w:r>
+        <w:rPr>
+          <w:lang w:val="zh_TW" w:bidi="zh_TW"/>
+        </w:rPr>
+      </w:r>
+      <w:r>
+        <w:rPr>
+          <w:lang w:val="zh_TW" w:bidi="zh_TW"/>
+        </w:rPr>
+        <w:t>「作為對他們的見證」可以翻譯為「這會顯明他們的罪」、「揭露他們的虛偽」或「這將證明他們是錯的」。</w:t>
+      </w:r>
+    </w:p>
+    <w:p>
+      <w:pPr>
+        <w:pStyle w:val="ListBullet"/>
+        <w:spacing w:line="240" w:lineRule="auto"/>
+        <w:ind w:left="720"/>
+      </w:pPr>
+      <w:r>
+        <w:rPr>
+          <w:lang w:val="zh_TW" w:bidi="zh_TW"/>
+        </w:rPr>
+      </w:r>
+      <w:r>
+        <w:rPr>
+          <w:lang w:val="zh_TW" w:bidi="zh_TW"/>
+        </w:rPr>
+        <w:t>「作假見證」可以翻譯為「說關於某事的謊話」或「陳述不真實的事情」。</w:t>
+      </w:r>
+    </w:p>
+    <w:p>
+      <w:pPr>
+        <w:pStyle w:val="ListBullet"/>
+        <w:spacing w:line="240" w:lineRule="auto"/>
+        <w:ind w:left="720"/>
+      </w:pPr>
+      <w:r>
+        <w:rPr>
+          <w:lang w:val="zh_TW" w:bidi="zh_TW"/>
+        </w:rPr>
+      </w:r>
+      <w:r>
+        <w:rPr>
+          <w:lang w:val="zh_TW" w:bidi="zh_TW"/>
+        </w:rPr>
+        <w:t>「見證人」或「目擊者」可以翻譯為「看到事件的人」、「目睹事件發生的人」或「那些看見和聽見那些事情的人」。</w:t>
+      </w:r>
+    </w:p>
+    <w:p>
+      <w:pPr>
+        <w:pStyle w:val="ListBullet"/>
+        <w:spacing w:line="240" w:lineRule="auto"/>
+        <w:ind w:left="720"/>
+      </w:pPr>
+      <w:r>
+        <w:rPr>
+          <w:lang w:val="zh_TW" w:bidi="zh_TW"/>
+        </w:rPr>
+      </w:r>
+      <w:r>
+        <w:rPr>
+          <w:lang w:val="zh_TW" w:bidi="zh_TW"/>
+        </w:rPr>
+        <w:t>「作為見證的東西」可以翻譯為「保證」、「我們承諾的記號」或「證明這是真的東西」。</w:t>
+      </w:r>
+    </w:p>
+    <w:p>
+      <w:pPr>
+        <w:pStyle w:val="ListBullet"/>
+        <w:spacing w:line="240" w:lineRule="auto"/>
+        <w:ind w:left="720"/>
+      </w:pPr>
+      <w:r>
+        <w:rPr>
+          <w:lang w:val="zh_TW" w:bidi="zh_TW"/>
+        </w:rPr>
+      </w:r>
+      <w:r>
+        <w:rPr>
+          <w:lang w:val="zh_TW" w:bidi="zh_TW"/>
+        </w:rPr>
+        <w:t>「你們要作我的見證人」可以翻譯為「你們要告訴其他人關於我的事情」、「你們要教導人們我所教導你們的真理」或「你們要告訴人們你們所看見我做的事，和所聽見我所教導的內容」。</w:t>
+      </w:r>
+    </w:p>
+    <w:p>
+      <w:pPr>
+        <w:pStyle w:val="ListBullet"/>
+        <w:spacing w:line="240" w:lineRule="auto"/>
+        <w:ind w:left="720"/>
+      </w:pPr>
+      <w:r>
+        <w:rPr>
+          <w:lang w:val="zh_TW" w:bidi="zh_TW"/>
+        </w:rPr>
+      </w:r>
+      <w:r>
+        <w:rPr>
+          <w:lang w:val="zh_TW" w:bidi="zh_TW"/>
+        </w:rPr>
+        <w:t>「作見證」可以翻譯為「講述所見的事」、「作證」或「陳述發生的事情」。</w:t>
+      </w:r>
+    </w:p>
+    <w:p>
+      <w:pPr>
+        <w:pStyle w:val="ListBullet"/>
+        <w:spacing w:line="240" w:lineRule="auto"/>
+        <w:ind w:left="720"/>
+      </w:pPr>
+      <w:r>
+        <w:rPr>
+          <w:lang w:val="zh_TW" w:bidi="zh_TW"/>
+        </w:rPr>
+      </w:r>
+      <w:r>
+        <w:rPr>
+          <w:lang w:val="zh_TW" w:bidi="zh_TW"/>
+        </w:rPr>
+        <w:t>「見證」某事可以翻譯為「看見某事」或「經歷某事的發生」。</w:t>
+      </w:r>
+    </w:p>
+    <w:p>
+      <w:pPr/>
+      <w:r>
+        <w:rPr>
+          <w:lang w:val="zh_TW" w:bidi="zh_TW"/>
+        </w:rPr>
+      </w:r>
+      <w:r>
+        <w:rPr>
+          <w:lang w:val="zh_TW" w:bidi="zh_TW"/>
+        </w:rPr>
         <w:t>（另見：</w:t>
       </w:r>
       <w:r>
         <w:rPr>
           <w:lang w:val="zh_TW" w:bidi="zh_TW"/>
         </w:rPr>
-        <w:t>分娩的疼痛</w:t>
-      </w:r>
-      <w:r>
-        <w:rPr>
-          <w:lang w:val="zh_TW" w:bidi="zh_TW"/>
-        </w:rPr>
-        <w:t>）</w:t>
-      </w:r>
-      <w:r>
-        <w:rPr>
-          <w:lang w:val="zh_TW" w:bidi="zh_TW"/>
-        </w:rPr>
-      </w:r>
-      <w:r>
-        <w:rPr>
-          <w:lang w:val="zh_TW" w:bidi="zh_TW"/>
-        </w:rPr>
-      </w:r>
-    </w:p>
-    <w:p>
-      <w:pPr/>
-      <w:r>
-        <w:rPr>
-          <w:lang w:val="zh_TW" w:bidi="zh_TW"/>
-        </w:rPr>
-      </w:r>
-    </w:p>
-    <w:p>
-      <w:pPr>
-        <w:pStyle w:val="Heading2"/>
-      </w:pPr>
-      <w:r>
-        <w:rPr>
-          <w:lang w:val="zh_TW" w:bidi="zh_TW"/>
-        </w:rPr>
-        <w:t>剪除</w:t>
-      </w:r>
-      <w:r>
-        <w:rPr>
-          <w:lang w:val="zh_TW" w:bidi="zh_TW"/>
-        </w:rPr>
-      </w:r>
-    </w:p>
-    <w:p>
-      <w:pPr>
-        <w:pStyle w:val="Heading3"/>
-      </w:pPr>
-      <w:r>
-        <w:rPr>
-          <w:lang w:val="zh_TW" w:bidi="zh_TW"/>
-        </w:rPr>
-        <w:t>定義：</w:t>
-      </w:r>
-    </w:p>
-    <w:p>
-      <w:pPr/>
-      <w:r>
-        <w:rPr>
-          <w:lang w:val="zh_TW" w:bidi="zh_TW"/>
-        </w:rPr>
-      </w:r>
-      <w:r>
-        <w:rPr>
-          <w:lang w:val="zh_TW" w:bidi="zh_TW"/>
-        </w:rPr>
-        <w:t>「被剪除」這個表達方式意指被排除、驅逐或與主要群體隔離。它也可以指因犯罪而被神的審判處死。</w:t>
-      </w:r>
-    </w:p>
-    <w:p>
-      <w:pPr>
-        <w:pStyle w:val="ListBullet"/>
-        <w:spacing w:line="240" w:lineRule="auto"/>
-        <w:ind w:left="720"/>
-      </w:pPr>
-      <w:r>
-        <w:rPr>
-          <w:lang w:val="zh_TW" w:bidi="zh_TW"/>
-        </w:rPr>
-      </w:r>
-      <w:r>
-        <w:rPr>
-          <w:lang w:val="zh_TW" w:bidi="zh_TW"/>
-        </w:rPr>
-        <w:t>在舊約中，不服從神的命令會導致被剪除或與神的子民及祂的同在分離。</w:t>
-      </w:r>
-    </w:p>
-    <w:p>
-      <w:pPr>
-        <w:pStyle w:val="ListBullet"/>
-        <w:spacing w:line="240" w:lineRule="auto"/>
-        <w:ind w:left="720"/>
-      </w:pPr>
-      <w:r>
-        <w:rPr>
-          <w:lang w:val="zh_TW" w:bidi="zh_TW"/>
-        </w:rPr>
-      </w:r>
-      <w:r>
-        <w:rPr>
-          <w:lang w:val="zh_TW" w:bidi="zh_TW"/>
-        </w:rPr>
-        <w:t>神也說祂會「剪除」或毀滅非以色列的外邦，因為他們不敬拜或不服從祂，並且是以色列的敵人。</w:t>
-      </w:r>
-    </w:p>
-    <w:p>
-      <w:pPr>
-        <w:pStyle w:val="ListBullet"/>
-        <w:spacing w:line="240" w:lineRule="auto"/>
-        <w:ind w:left="720"/>
-      </w:pPr>
-      <w:r>
-        <w:rPr>
-          <w:lang w:val="zh_TW" w:bidi="zh_TW"/>
-        </w:rPr>
-      </w:r>
-      <w:r>
-        <w:rPr>
-          <w:lang w:val="zh_TW" w:bidi="zh_TW"/>
-        </w:rPr>
-        <w:t>「斷絕」這個表達也用來指神使河流停止流動。</w:t>
-      </w:r>
-    </w:p>
-    <w:p>
-      <w:pPr>
-        <w:pStyle w:val="Heading3"/>
-      </w:pPr>
-      <w:r>
-        <w:rPr>
-          <w:lang w:val="zh_TW" w:bidi="zh_TW"/>
-        </w:rPr>
-        <w:t>翻譯相關建議：</w:t>
-      </w:r>
-    </w:p>
-    <w:p>
-      <w:pPr>
-        <w:pStyle w:val="ListBullet"/>
-        <w:spacing w:line="240" w:lineRule="auto"/>
-        <w:ind w:left="720"/>
-      </w:pPr>
-      <w:r>
-        <w:rPr>
-          <w:lang w:val="zh_TW" w:bidi="zh_TW"/>
-        </w:rPr>
-      </w:r>
-      <w:r>
-        <w:rPr>
-          <w:lang w:val="zh_TW" w:bidi="zh_TW"/>
-        </w:rPr>
-        <w:t>「被剪除」這個表達可以翻譯為「被趕散」或「打發」或「分離」或「被殺」或「被毀滅」。</w:t>
-      </w:r>
-    </w:p>
-    <w:p>
-      <w:pPr>
-        <w:pStyle w:val="ListBullet"/>
-        <w:spacing w:line="240" w:lineRule="auto"/>
-        <w:ind w:left="720"/>
-      </w:pPr>
-      <w:r>
-        <w:rPr>
-          <w:lang w:val="zh_TW" w:bidi="zh_TW"/>
-        </w:rPr>
-      </w:r>
-      <w:r>
-        <w:rPr>
-          <w:lang w:val="zh_TW" w:bidi="zh_TW"/>
-        </w:rPr>
-        <w:t>根據上下文，「斷絕」可以翻譯為「毀滅」、「驅離」、「分離」或「毀滅」。</w:t>
-      </w:r>
-    </w:p>
-    <w:p>
-      <w:pPr>
-        <w:pStyle w:val="ListBullet"/>
-        <w:spacing w:line="240" w:lineRule="auto"/>
-        <w:ind w:left="720"/>
-      </w:pPr>
-      <w:r>
-        <w:rPr>
-          <w:lang w:val="zh_TW" w:bidi="zh_TW"/>
-        </w:rPr>
-      </w:r>
-      <w:r>
-        <w:rPr>
-          <w:lang w:val="zh_TW" w:bidi="zh_TW"/>
-        </w:rPr>
-        <w:t>在流水被截斷的情境中，這可以翻譯為「停止流動」或「迫使停止流動」或「被分隔」。</w:t>
-      </w:r>
-    </w:p>
-    <w:p>
-      <w:pPr>
-        <w:pStyle w:val="ListBullet"/>
-        <w:spacing w:line="240" w:lineRule="auto"/>
-        <w:ind w:left="720"/>
-      </w:pPr>
-      <w:r>
-        <w:rPr>
-          <w:lang w:val="zh_TW" w:bidi="zh_TW"/>
-        </w:rPr>
-      </w:r>
-      <w:r>
-        <w:rPr>
-          <w:lang w:val="zh_TW" w:bidi="zh_TW"/>
-        </w:rPr>
-        <w:t>應該區分用刀切割某物的字面意思與這個詞的比喻用法。</w:t>
-      </w:r>
-    </w:p>
-    <w:p>
-      <w:pPr>
-        <w:pStyle w:val="Heading3"/>
-      </w:pPr>
-      <w:r>
-        <w:rPr>
-          <w:lang w:val="zh_TW" w:bidi="zh_TW"/>
-        </w:rPr>
-        <w:t>參考經文：</w:t>
-      </w:r>
-    </w:p>
-    <w:p>
-      <w:pPr>
-        <w:pStyle w:val="ListBullet"/>
-        <w:spacing w:line="240" w:lineRule="auto"/>
-        <w:ind w:left="720"/>
-      </w:pPr>
-      <w:r>
-        <w:rPr>
-          <w:lang w:val="zh_TW" w:bidi="zh_TW"/>
-        </w:rPr>
-      </w:r>
-      <w:r>
-        <w:rPr>
-          <w:lang w:val="zh_TW" w:bidi="zh_TW"/>
-        </w:rPr>
-        <w:t>創世記17:14</w:t>
-      </w:r>
-    </w:p>
-    <w:p>
-      <w:pPr>
-        <w:pStyle w:val="ListBullet"/>
-        <w:spacing w:line="240" w:lineRule="auto"/>
-        <w:ind w:left="720"/>
-      </w:pPr>
-      <w:r>
-        <w:rPr>
-          <w:lang w:val="zh_TW" w:bidi="zh_TW"/>
-        </w:rPr>
-      </w:r>
-      <w:r>
-        <w:rPr>
-          <w:lang w:val="zh_TW" w:bidi="zh_TW"/>
-        </w:rPr>
-        <w:t>士師記21:6</w:t>
-      </w:r>
-    </w:p>
-    <w:p>
-      <w:pPr>
-        <w:pStyle w:val="ListBullet"/>
-        <w:spacing w:line="240" w:lineRule="auto"/>
-        <w:ind w:left="720"/>
-      </w:pPr>
-      <w:r>
-        <w:rPr>
-          <w:lang w:val="zh_TW" w:bidi="zh_TW"/>
-        </w:rPr>
-      </w:r>
-      <w:r>
-        <w:rPr>
-          <w:lang w:val="zh_TW" w:bidi="zh_TW"/>
-        </w:rPr>
-        <w:t>箴言23:18</w:t>
-      </w:r>
-    </w:p>
-    <w:p>
-      <w:pPr>
-        <w:pStyle w:val="Heading3"/>
-      </w:pPr>
-      <w:r>
-        <w:rPr>
-          <w:lang w:val="zh_TW" w:bidi="zh_TW"/>
-        </w:rPr>
-        <w:t>原文參照：</w:t>
-      </w:r>
-    </w:p>
-    <w:p>
-      <w:pPr>
-        <w:pStyle w:val="ListBullet"/>
-        <w:spacing w:line="240" w:lineRule="auto"/>
-        <w:ind w:left="720"/>
-      </w:pPr>
-      <w:r>
-        <w:rPr>
-          <w:lang w:val="zh_TW" w:bidi="zh_TW"/>
-        </w:rPr>
-      </w:r>
-      <w:r>
-        <w:rPr>
-          <w:lang w:val="zh_TW" w:bidi="zh_TW"/>
-        </w:rPr>
-        <w:t>史特朗號：H1214，H1219，H1438，H1494，H1504，H1629，H1820，H2686，H3582，H3772，H5243，H5352，H6789，H7088，H7096，H7112，H7113，G06090，G08510，G15810</w:t>
-      </w:r>
-      <w:r>
-        <w:rPr>
-          <w:lang w:val="zh_TW" w:bidi="zh_TW"/>
-        </w:rPr>
-      </w:r>
-      <w:r>
-        <w:rPr>
-          <w:lang w:val="zh_TW" w:bidi="zh_TW"/>
-        </w:rPr>
-      </w:r>
-    </w:p>
-    <w:p>
-      <w:pPr/>
-      <w:r>
-        <w:rPr>
-          <w:lang w:val="zh_TW" w:bidi="zh_TW"/>
-        </w:rPr>
-      </w:r>
-    </w:p>
-    <w:p>
-      <w:pPr>
-        <w:pStyle w:val="Heading2"/>
-      </w:pPr>
-      <w:r>
-        <w:rPr>
-          <w:lang w:val="zh_TW" w:bidi="zh_TW"/>
-        </w:rPr>
-        <w:t>見證</w:t>
-      </w:r>
-      <w:r>
-        <w:rPr>
-          <w:lang w:val="zh_TW" w:bidi="zh_TW"/>
-        </w:rPr>
-      </w:r>
-    </w:p>
-    <w:p>
-      <w:pPr>
-        <w:pStyle w:val="Heading3"/>
-      </w:pPr>
-      <w:r>
-        <w:rPr>
-          <w:lang w:val="zh_TW" w:bidi="zh_TW"/>
-        </w:rPr>
-        <w:t>定義：</w:t>
-      </w:r>
-    </w:p>
-    <w:p>
-      <w:pPr/>
-      <w:r>
-        <w:rPr>
-          <w:lang w:val="zh_TW" w:bidi="zh_TW"/>
-        </w:rPr>
-      </w:r>
-      <w:r>
-        <w:rPr>
-          <w:lang w:val="zh_TW" w:bidi="zh_TW"/>
-        </w:rPr>
-        <w:t>當一個人給出「見證」時，他會就自己所知道的事情作出聲明，並宣稱該聲明是真實的。「作見證」就是給出「見證」。</w:t>
-      </w:r>
-    </w:p>
-    <w:p>
-      <w:pPr>
-        <w:pStyle w:val="ListBullet"/>
-        <w:spacing w:line="240" w:lineRule="auto"/>
-        <w:ind w:left="720"/>
-      </w:pPr>
-      <w:r>
-        <w:rPr>
-          <w:lang w:val="zh_TW" w:bidi="zh_TW"/>
-        </w:rPr>
-      </w:r>
-      <w:r>
-        <w:rPr>
-          <w:lang w:val="zh_TW" w:bidi="zh_TW"/>
-        </w:rPr>
-        <w:t>在舊約中的某些地方，「見證」特別指雅巍（和合本譯：耶和華）寫下十誡的石版。從這個用法開始，它也泛指神的律法。</w:t>
-      </w:r>
-    </w:p>
-    <w:p>
-      <w:pPr>
-        <w:pStyle w:val="ListBullet"/>
-        <w:spacing w:line="240" w:lineRule="auto"/>
-        <w:ind w:left="720"/>
-      </w:pPr>
-      <w:r>
-        <w:rPr>
-          <w:lang w:val="zh_TW" w:bidi="zh_TW"/>
-        </w:rPr>
-      </w:r>
-      <w:r>
-        <w:rPr>
-          <w:lang w:val="zh_TW" w:bidi="zh_TW"/>
-        </w:rPr>
-        <w:t>通常，一個人會「作見證」關於他親身經歷的事情。</w:t>
-      </w:r>
-    </w:p>
-    <w:p>
-      <w:pPr>
-        <w:pStyle w:val="ListBullet"/>
-        <w:spacing w:line="240" w:lineRule="auto"/>
-        <w:ind w:left="720"/>
-      </w:pPr>
-      <w:r>
-        <w:rPr>
-          <w:lang w:val="zh_TW" w:bidi="zh_TW"/>
-        </w:rPr>
-      </w:r>
-      <w:r>
-        <w:rPr>
-          <w:lang w:val="zh_TW" w:bidi="zh_TW"/>
-        </w:rPr>
-        <w:t>作「假見證」的人，並未說出關於事情真相的實話。</w:t>
-      </w:r>
-    </w:p>
-    <w:p>
-      <w:pPr>
-        <w:pStyle w:val="ListBullet"/>
-        <w:spacing w:line="240" w:lineRule="auto"/>
-        <w:ind w:left="720"/>
-      </w:pPr>
-      <w:r>
-        <w:rPr>
-          <w:lang w:val="zh_TW" w:bidi="zh_TW"/>
-        </w:rPr>
-      </w:r>
-      <w:r>
-        <w:rPr>
-          <w:lang w:val="zh_TW" w:bidi="zh_TW"/>
-        </w:rPr>
-        <w:t>有時，「見證」一詞也指先知所說的預言。</w:t>
-      </w:r>
-    </w:p>
-    <w:p>
-      <w:pPr>
-        <w:pStyle w:val="ListBullet"/>
-        <w:spacing w:line="240" w:lineRule="auto"/>
-        <w:ind w:left="720"/>
-      </w:pPr>
-      <w:r>
-        <w:rPr>
-          <w:lang w:val="zh_TW" w:bidi="zh_TW"/>
-        </w:rPr>
-      </w:r>
-      <w:r>
-        <w:rPr>
-          <w:lang w:val="zh_TW" w:bidi="zh_TW"/>
-        </w:rPr>
-        <w:t>在新約中，這個詞經常用來描述耶穌的追隨者如何見證耶穌的生、死和復活的事件。</w:t>
-      </w:r>
-    </w:p>
-    <w:p>
-      <w:pPr/>
-      <w:r>
-        <w:rPr>
-          <w:lang w:val="zh_TW" w:bidi="zh_TW"/>
-        </w:rPr>
-      </w:r>
-      <w:r>
-        <w:rPr>
-          <w:lang w:val="zh_TW" w:bidi="zh_TW"/>
-        </w:rPr>
-        <w:t>「見證人」一詞指的是親自經歷某事件的人。通常，見證人也是那個作見證的人，證明他所知道的是真實的。「目擊者」則強調該人實際在場，親眼看見了所發生的事情。</w:t>
-      </w:r>
-    </w:p>
-    <w:p>
-      <w:pPr>
-        <w:pStyle w:val="ListBullet"/>
-        <w:spacing w:line="240" w:lineRule="auto"/>
-        <w:ind w:left="720"/>
-      </w:pPr>
-      <w:r>
-        <w:rPr>
-          <w:lang w:val="zh_TW" w:bidi="zh_TW"/>
-        </w:rPr>
-      </w:r>
-      <w:r>
-        <w:rPr>
-          <w:lang w:val="zh_TW" w:bidi="zh_TW"/>
-        </w:rPr>
-        <w:t>「見證」某事，意思是看見該事的發生。</w:t>
-      </w:r>
-    </w:p>
-    <w:p>
-      <w:pPr>
-        <w:pStyle w:val="ListBullet"/>
-        <w:spacing w:line="240" w:lineRule="auto"/>
-        <w:ind w:left="720"/>
-      </w:pPr>
-      <w:r>
-        <w:rPr>
-          <w:lang w:val="zh_TW" w:bidi="zh_TW"/>
-        </w:rPr>
-      </w:r>
-      <w:r>
-        <w:rPr>
-          <w:lang w:val="zh_TW" w:bidi="zh_TW"/>
-        </w:rPr>
-        <w:t>在審判中，證人「作證」或「見證」，這與「證實」的意思相同。</w:t>
-      </w:r>
-    </w:p>
-    <w:p>
-      <w:pPr>
-        <w:pStyle w:val="ListBullet"/>
-        <w:spacing w:line="240" w:lineRule="auto"/>
-        <w:ind w:left="720"/>
-      </w:pPr>
-      <w:r>
-        <w:rPr>
-          <w:lang w:val="zh_TW" w:bidi="zh_TW"/>
-        </w:rPr>
-      </w:r>
-      <w:r>
-        <w:rPr>
-          <w:lang w:val="zh_TW" w:bidi="zh_TW"/>
-        </w:rPr>
-        <w:t>見證人有義務如實講述自己所見或所聞的事。</w:t>
-      </w:r>
-    </w:p>
-    <w:p>
-      <w:pPr>
-        <w:pStyle w:val="ListBullet"/>
-        <w:spacing w:line="240" w:lineRule="auto"/>
-        <w:ind w:left="720"/>
-      </w:pPr>
-      <w:r>
-        <w:rPr>
-          <w:lang w:val="zh_TW" w:bidi="zh_TW"/>
-        </w:rPr>
-      </w:r>
-      <w:r>
-        <w:rPr>
-          <w:lang w:val="zh_TW" w:bidi="zh_TW"/>
-        </w:rPr>
-        <w:t>不誠實地陳述發生過的事情的證人被稱為「假見證」。他被說成是「作假見證」或「偽證」。</w:t>
-      </w:r>
-    </w:p>
-    <w:p>
-      <w:pPr>
-        <w:pStyle w:val="ListBullet"/>
-        <w:spacing w:line="240" w:lineRule="auto"/>
-        <w:ind w:left="720"/>
-      </w:pPr>
-      <w:r>
-        <w:rPr>
-          <w:lang w:val="zh_TW" w:bidi="zh_TW"/>
-        </w:rPr>
-      </w:r>
-      <w:r>
-        <w:rPr>
-          <w:lang w:val="zh_TW" w:bidi="zh_TW"/>
-        </w:rPr>
-        <w:t>「作見證」這一表達意義是，某件事情或某個人將作為證據，證明契約已經成立。這位證人將確保每個人都遵守自己的承諾。</w:t>
-      </w:r>
-    </w:p>
-    <w:p>
-      <w:pPr>
-        <w:pStyle w:val="Heading3"/>
-      </w:pPr>
-      <w:r>
-        <w:rPr>
-          <w:lang w:val="zh_TW" w:bidi="zh_TW"/>
-        </w:rPr>
-        <w:t>翻譯相關建議：</w:t>
-      </w:r>
-    </w:p>
-    <w:p>
-      <w:pPr>
-        <w:pStyle w:val="ListBullet"/>
-        <w:spacing w:line="240" w:lineRule="auto"/>
-        <w:ind w:left="720"/>
-      </w:pPr>
-      <w:r>
-        <w:rPr>
-          <w:lang w:val="zh_TW" w:bidi="zh_TW"/>
-        </w:rPr>
-      </w:r>
-      <w:r>
-        <w:rPr>
-          <w:lang w:val="zh_TW" w:bidi="zh_TW"/>
-        </w:rPr>
-        <w:t>「作見證」或「給出見證」可以翻譯為「陳述事實」、「講述所見所聞」、「從親身經歷講述」、「提供證據」或「講述所發生的事情」。</w:t>
-      </w:r>
-    </w:p>
-    <w:p>
-      <w:pPr>
-        <w:pStyle w:val="ListBullet"/>
-        <w:spacing w:line="240" w:lineRule="auto"/>
-        <w:ind w:left="720"/>
-      </w:pPr>
-      <w:r>
-        <w:rPr>
-          <w:lang w:val="zh_TW" w:bidi="zh_TW"/>
-        </w:rPr>
-      </w:r>
-      <w:r>
-        <w:rPr>
-          <w:lang w:val="zh_TW" w:bidi="zh_TW"/>
-        </w:rPr>
-        <w:t>「見證」可以翻譯為「關於發生事情的報告」、「真實情況的陳述」、「證據」、「所說的話」或「預言」。</w:t>
-      </w:r>
-    </w:p>
-    <w:p>
-      <w:pPr>
-        <w:pStyle w:val="ListBullet"/>
-        <w:spacing w:line="240" w:lineRule="auto"/>
-        <w:ind w:left="720"/>
-      </w:pPr>
-      <w:r>
-        <w:rPr>
-          <w:lang w:val="zh_TW" w:bidi="zh_TW"/>
-        </w:rPr>
-      </w:r>
-      <w:r>
-        <w:rPr>
-          <w:lang w:val="zh_TW" w:bidi="zh_TW"/>
-        </w:rPr>
-        <w:t>「見證」可以翻譯為「我寫下命令的石版」、「神的律法」、「神的誡命」或「耶和華與以色列立約的記錄」。</w:t>
-      </w:r>
-    </w:p>
-    <w:p>
-      <w:pPr>
-        <w:pStyle w:val="ListBullet"/>
-        <w:spacing w:line="240" w:lineRule="auto"/>
-        <w:ind w:left="720"/>
-      </w:pPr>
-      <w:r>
-        <w:rPr>
-          <w:lang w:val="zh_TW" w:bidi="zh_TW"/>
-        </w:rPr>
-      </w:r>
-      <w:r>
-        <w:rPr>
-          <w:lang w:val="zh_TW" w:bidi="zh_TW"/>
-        </w:rPr>
-        <w:t>「作為對他們的見證」可以翻譯為「向他們顯明真相」或「證明真相給他們看」。</w:t>
-      </w:r>
-    </w:p>
-    <w:p>
-      <w:pPr>
-        <w:pStyle w:val="ListBullet"/>
-        <w:spacing w:line="240" w:lineRule="auto"/>
-        <w:ind w:left="720"/>
-      </w:pPr>
-      <w:r>
-        <w:rPr>
-          <w:lang w:val="zh_TW" w:bidi="zh_TW"/>
-        </w:rPr>
-      </w:r>
-      <w:r>
-        <w:rPr>
-          <w:lang w:val="zh_TW" w:bidi="zh_TW"/>
-        </w:rPr>
-        <w:t>「作為對他們的見證」可以翻譯為「這會顯明他們的罪」、「揭露他們的虛偽」或「這將證明他們是錯的」。</w:t>
-      </w:r>
-    </w:p>
-    <w:p>
-      <w:pPr>
-        <w:pStyle w:val="ListBullet"/>
-        <w:spacing w:line="240" w:lineRule="auto"/>
-        <w:ind w:left="720"/>
-      </w:pPr>
-      <w:r>
-        <w:rPr>
-          <w:lang w:val="zh_TW" w:bidi="zh_TW"/>
-        </w:rPr>
-      </w:r>
-      <w:r>
-        <w:rPr>
-          <w:lang w:val="zh_TW" w:bidi="zh_TW"/>
-        </w:rPr>
-        <w:t>「作假見證」可以翻譯為「說關於某事的謊話」或「陳述不真實的事情」。</w:t>
-      </w:r>
-    </w:p>
-    <w:p>
-      <w:pPr>
-        <w:pStyle w:val="ListBullet"/>
-        <w:spacing w:line="240" w:lineRule="auto"/>
-        <w:ind w:left="720"/>
-      </w:pPr>
-      <w:r>
-        <w:rPr>
-          <w:lang w:val="zh_TW" w:bidi="zh_TW"/>
-        </w:rPr>
-      </w:r>
-      <w:r>
-        <w:rPr>
-          <w:lang w:val="zh_TW" w:bidi="zh_TW"/>
-        </w:rPr>
-        <w:t>「見證人」或「目擊者」可以翻譯為「看到事件的人」、「目睹事件發生的人」或「那些看見和聽見那些事情的人」。</w:t>
-      </w:r>
-    </w:p>
-    <w:p>
-      <w:pPr>
-        <w:pStyle w:val="ListBullet"/>
-        <w:spacing w:line="240" w:lineRule="auto"/>
-        <w:ind w:left="720"/>
-      </w:pPr>
-      <w:r>
-        <w:rPr>
-          <w:lang w:val="zh_TW" w:bidi="zh_TW"/>
-        </w:rPr>
-      </w:r>
-      <w:r>
-        <w:rPr>
-          <w:lang w:val="zh_TW" w:bidi="zh_TW"/>
-        </w:rPr>
-        <w:t>「作為見證的東西」可以翻譯為「保證」、「我們承諾的記號」或「證明這是真的東西」。</w:t>
-      </w:r>
-    </w:p>
-    <w:p>
-      <w:pPr>
-        <w:pStyle w:val="ListBullet"/>
-        <w:spacing w:line="240" w:lineRule="auto"/>
-        <w:ind w:left="720"/>
-      </w:pPr>
-      <w:r>
-        <w:rPr>
-          <w:lang w:val="zh_TW" w:bidi="zh_TW"/>
-        </w:rPr>
-      </w:r>
-      <w:r>
-        <w:rPr>
-          <w:lang w:val="zh_TW" w:bidi="zh_TW"/>
-        </w:rPr>
-        <w:t>「你們要作我的見證人」可以翻譯為「你們要告訴其他人關於我的事情」、「你們要教導人們我所教導你們的真理」或「你們要告訴人們你們所看見我做的事，和所聽見我所教導的內容」。</w:t>
-      </w:r>
-    </w:p>
-    <w:p>
-      <w:pPr>
-        <w:pStyle w:val="ListBullet"/>
-        <w:spacing w:line="240" w:lineRule="auto"/>
-        <w:ind w:left="720"/>
-      </w:pPr>
-      <w:r>
-        <w:rPr>
-          <w:lang w:val="zh_TW" w:bidi="zh_TW"/>
-        </w:rPr>
-      </w:r>
-      <w:r>
-        <w:rPr>
-          <w:lang w:val="zh_TW" w:bidi="zh_TW"/>
-        </w:rPr>
-        <w:t>「作見證」可以翻譯為「講述所見的事」、「作證」或「陳述發生的事情」。</w:t>
-      </w:r>
-    </w:p>
-    <w:p>
-      <w:pPr>
-        <w:pStyle w:val="ListBullet"/>
-        <w:spacing w:line="240" w:lineRule="auto"/>
-        <w:ind w:left="720"/>
-      </w:pPr>
-      <w:r>
-        <w:rPr>
-          <w:lang w:val="zh_TW" w:bidi="zh_TW"/>
-        </w:rPr>
-      </w:r>
-      <w:r>
-        <w:rPr>
-          <w:lang w:val="zh_TW" w:bidi="zh_TW"/>
-        </w:rPr>
-        <w:t>「見證」某事可以翻譯為「看見某事」或「經歷某事的發生」。</w:t>
-      </w:r>
-    </w:p>
-    <w:p>
-      <w:pPr/>
-      <w:r>
-        <w:rPr>
-          <w:lang w:val="zh_TW" w:bidi="zh_TW"/>
-        </w:rPr>
-      </w:r>
-      <w:r>
-        <w:rPr>
-          <w:lang w:val="zh_TW" w:bidi="zh_TW"/>
-        </w:rPr>
-        <w:t>（另見：</w:t>
-      </w:r>
-      <w:r>
-        <w:rPr>
-          <w:lang w:val="zh_TW" w:bidi="zh_TW"/>
-        </w:rPr>
         <w:t>約櫃</w:t>
       </w:r>
       <w:r>
@@ -2129,19 +2105,7 @@
         <w:rPr>
           <w:lang w:val="zh_TW" w:bidi="zh_TW"/>
         </w:rPr>
-        <w:t>、</w:t>
-      </w:r>
-      <w:r>
-        <w:rPr>
-          <w:lang w:val="zh_TW" w:bidi="zh_TW"/>
-        </w:rPr>
-        <w:t>真實</w:t>
-      </w:r>
-      <w:r>
-        <w:rPr>
-          <w:lang w:val="zh_TW" w:bidi="zh_TW"/>
-        </w:rPr>
-        <w:t>）</w:t>
+        <w:t>、真實）</w:t>
       </w:r>
     </w:p>
     <w:p>
